--- a/downloads/workbook/ai-6-week-12.docx
+++ b/downloads/workbook/ai-6-week-12.docx
@@ -961,6 +961,178 @@
         <w:t>Project connection: For the Grounded Learning Service, retain an annotated trace and the changed-case result. Name the contract or evidence that makes the deciding step valid, so another team can review it.</w:t>
       </w:r>
     </w:p>
+    <w:p>
+      <w:pPr>
+        <w:pStyle w:val="Heading1"/>
+      </w:pPr>
+      <w:r>
+        <w:t>13. Project portfolio milestone</w:t>
+      </w:r>
+    </w:p>
+    <w:p>
+      <w:r>
+        <w:t>Project: Grounded Learning Service</w:t>
+      </w:r>
+    </w:p>
+    <w:p>
+      <w:r>
+        <w:t>Current milestone: Make a transparent first version. Keep a trace of how one input becomes an output; explain the rule or learned component.</w:t>
+      </w:r>
+    </w:p>
+    <w:p>
+      <w:r>
+        <w:t>For the Grounded Learning Service, retain an annotated trace and the changed-case result. Name the contract or evidence that makes the deciding step valid, so another team can review it.</w:t>
+      </w:r>
+    </w:p>
+    <w:tbl>
+      <w:tblPr>
+        <w:tblStyle w:val="LightShading-Accent1"/>
+        <w:tblW w:type="auto" w:w="0"/>
+        <w:tblLook w:firstColumn="1" w:firstRow="1" w:lastColumn="0" w:lastRow="0" w:noHBand="0" w:noVBand="1" w:val="04A0"/>
+      </w:tblPr>
+      <w:tblGrid>
+        <w:gridCol w:w="5112"/>
+        <w:gridCol w:w="5112"/>
+      </w:tblGrid>
+      <w:tr>
+        <w:trPr>
+          <w:tblHeader/>
+        </w:trPr>
+        <w:tc>
+          <w:tcPr>
+            <w:tcW w:type="dxa" w:w="5112"/>
+          </w:tcPr>
+          <w:p>
+            <w:r>
+              <w:t>Evidence to keep</w:t>
+            </w:r>
+          </w:p>
+        </w:tc>
+        <w:tc>
+          <w:tcPr>
+            <w:tcW w:type="dxa" w:w="5112"/>
+          </w:tcPr>
+          <w:p>
+            <w:r>
+              <w:t>My record</w:t>
+            </w:r>
+          </w:p>
+        </w:tc>
+      </w:tr>
+      <w:tr>
+        <w:tc>
+          <w:tcPr>
+            <w:tcW w:type="dxa" w:w="5112"/>
+          </w:tcPr>
+          <w:p>
+            <w:r>
+              <w:t>This week’s input and deciding step</w:t>
+            </w:r>
+          </w:p>
+        </w:tc>
+        <w:tc>
+          <w:tcPr>
+            <w:tcW w:type="dxa" w:w="5112"/>
+          </w:tcPr>
+          <w:p>
+            <w:r/>
+          </w:p>
+        </w:tc>
+      </w:tr>
+      <w:tr>
+        <w:tc>
+          <w:tcPr>
+            <w:tcW w:type="dxa" w:w="5112"/>
+          </w:tcPr>
+          <w:p>
+            <w:r>
+              <w:t>Prediction and actual result (or labelled paper trace)</w:t>
+            </w:r>
+          </w:p>
+        </w:tc>
+        <w:tc>
+          <w:tcPr>
+            <w:tcW w:type="dxa" w:w="5112"/>
+          </w:tcPr>
+          <w:p>
+            <w:r/>
+          </w:p>
+        </w:tc>
+      </w:tr>
+      <w:tr>
+        <w:tc>
+          <w:tcPr>
+            <w:tcW w:type="dxa" w:w="5112"/>
+          </w:tcPr>
+          <w:p>
+            <w:r>
+              <w:t>One change since the previous checkpoint and why</w:t>
+            </w:r>
+          </w:p>
+        </w:tc>
+        <w:tc>
+          <w:tcPr>
+            <w:tcW w:type="dxa" w:w="5112"/>
+          </w:tcPr>
+          <w:p>
+            <w:r/>
+          </w:p>
+        </w:tc>
+      </w:tr>
+      <w:tr>
+        <w:tc>
+          <w:tcPr>
+            <w:tcW w:type="dxa" w:w="5112"/>
+          </w:tcPr>
+          <w:p>
+            <w:r>
+              <w:t>One error or limit and the next test</w:t>
+            </w:r>
+          </w:p>
+        </w:tc>
+        <w:tc>
+          <w:tcPr>
+            <w:tcW w:type="dxa" w:w="5112"/>
+          </w:tcPr>
+          <w:p>
+            <w:r/>
+          </w:p>
+        </w:tc>
+      </w:tr>
+    </w:tbl>
+    <w:p>
+      <w:pPr>
+        <w:pStyle w:val="Heading3"/>
+      </w:pPr>
+      <w:r>
+        <w:t>Explain what this week adds to your project. Reuse last week’s record rather than starting again.</w:t>
+      </w:r>
+    </w:p>
+    <w:p>
+      <w:r>
+        <w:t>________________________________________________________________</w:t>
+      </w:r>
+    </w:p>
+    <w:p>
+      <w:r>
+        <w:t>________________________________________________________________</w:t>
+      </w:r>
+    </w:p>
+    <w:p>
+      <w:r>
+        <w:t>________________________________________________________________</w:t>
+      </w:r>
+    </w:p>
+    <w:p>
+      <w:r>
+        <w:t>________________________________________________________________</w:t>
+      </w:r>
+    </w:p>
+    <w:p>
+      <w:r>
+        <w:t>________________________________________________________________</w:t>
+      </w:r>
+    </w:p>
     <w:sectPr>
       <w:pgSz w:w="12240" w:h="15840"/>
       <w:pgMar w:top="936" w:right="1008" w:bottom="936" w:left="1008" w:header="720" w:footer="720" w:gutter="0"/>

--- a/downloads/workbook/ai-6-week-12.docx
+++ b/downloads/workbook/ai-6-week-12.docx
@@ -1133,6 +1133,235 @@
         <w:t>________________________________________________________________</w:t>
       </w:r>
     </w:p>
+    <w:p>
+      <w:pPr>
+        <w:pStyle w:val="Heading1"/>
+      </w:pPr>
+      <w:r>
+        <w:t>14. Supported practice and learning evidence</w:t>
+      </w:r>
+    </w:p>
+    <w:p>
+      <w:r>
+        <w:t>Use this supported practice once, in the browser or on paper. Keep the reserved independent assessment for a separate first attempt before teacher feedback.</w:t>
+      </w:r>
+    </w:p>
+    <w:p>
+      <w:r>
+        <w:t>Trace without storing private text. A learner request is retrieved and checked under trace identifier R17.</w:t>
+      </w:r>
+    </w:p>
+    <w:p>
+      <w:pPr>
+        <w:pStyle w:val="Heading3"/>
+      </w:pPr>
+      <w:r>
+        <w:t>Practice 1: explain the deciding evidence</w:t>
+      </w:r>
+    </w:p>
+    <w:p>
+      <w:r>
+        <w:t>Which labelled step matches this detail? Keep allowed metadata; omit private question text and names.</w:t>
+      </w:r>
+    </w:p>
+    <w:p>
+      <w:r>
+        <w:t>1. Inspect duration</w:t>
+      </w:r>
+    </w:p>
+    <w:p>
+      <w:r>
+        <w:t>2. Connect events</w:t>
+      </w:r>
+    </w:p>
+    <w:p>
+      <w:r>
+        <w:t>3. Minimise fields</w:t>
+      </w:r>
+    </w:p>
+    <w:p>
+      <w:pPr>
+        <w:pStyle w:val="Heading3"/>
+      </w:pPr>
+      <w:r>
+        <w:t>My selected conclusion, deciding fact and explanation</w:t>
+      </w:r>
+    </w:p>
+    <w:p>
+      <w:r>
+        <w:t>________________________________________________________________</w:t>
+      </w:r>
+    </w:p>
+    <w:p>
+      <w:r>
+        <w:t>________________________________________________________________</w:t>
+      </w:r>
+    </w:p>
+    <w:p>
+      <w:r>
+        <w:t>________________________________________________________________</w:t>
+      </w:r>
+    </w:p>
+    <w:p>
+      <w:r>
+        <w:t>________________________________________________________________</w:t>
+      </w:r>
+    </w:p>
+    <w:p>
+      <w:r>
+        <w:t>________________________________________________________________</w:t>
+      </w:r>
+    </w:p>
+    <w:p>
+      <w:r>
+        <w:t>Hint if needed: Read the steps in the pictorial case. Match the supplied detail to the stage that performs or records it.</w:t>
+      </w:r>
+    </w:p>
+    <w:p>
+      <w:r>
+        <w:t>After your attempt, compare with the supported explanation: Minimise fields Keep allowed metadata; omit private question text and names. Logs record events; traces connect related events. Useful debugging fields should remain within the declared privacy policy.</w:t>
+      </w:r>
+    </w:p>
+    <w:p>
+      <w:pPr>
+        <w:pStyle w:val="Heading3"/>
+      </w:pPr>
+      <w:r>
+        <w:t>Practice 2: explain the deciding evidence</w:t>
+      </w:r>
+    </w:p>
+    <w:p>
+      <w:r>
+        <w:t>Changed-case practice: A developer logs the full learner question. Which conclusion is supported by the supplied facts?</w:t>
+      </w:r>
+    </w:p>
+    <w:p>
+      <w:r>
+        <w:t>1. We can decide the result without examining the changed input or the procedure.</w:t>
+      </w:r>
+    </w:p>
+    <w:p>
+      <w:r>
+        <w:t>2. That additional field violates this logging policy.</w:t>
+      </w:r>
+    </w:p>
+    <w:p>
+      <w:r>
+        <w:t>3. This one example guarantees correct results for every future input.</w:t>
+      </w:r>
+    </w:p>
+    <w:p>
+      <w:pPr>
+        <w:pStyle w:val="Heading3"/>
+      </w:pPr>
+      <w:r>
+        <w:t>My selected conclusion, deciding fact and explanation</w:t>
+      </w:r>
+    </w:p>
+    <w:p>
+      <w:r>
+        <w:t>________________________________________________________________</w:t>
+      </w:r>
+    </w:p>
+    <w:p>
+      <w:r>
+        <w:t>________________________________________________________________</w:t>
+      </w:r>
+    </w:p>
+    <w:p>
+      <w:r>
+        <w:t>________________________________________________________________</w:t>
+      </w:r>
+    </w:p>
+    <w:p>
+      <w:r>
+        <w:t>________________________________________________________________</w:t>
+      </w:r>
+    </w:p>
+    <w:p>
+      <w:r>
+        <w:t>________________________________________________________________</w:t>
+      </w:r>
+    </w:p>
+    <w:p>
+      <w:r>
+        <w:t>Hint if needed: Use the changed condition and the deciding step in the pictorial trace. The answer must say what follows from those facts.</w:t>
+      </w:r>
+    </w:p>
+    <w:p>
+      <w:r>
+        <w:t>After your attempt, compare with the supported explanation: That additional field violates this logging policy. Debugging convenience does not authorise storing more personal information.</w:t>
+      </w:r>
+    </w:p>
+    <w:p>
+      <w:pPr>
+        <w:pStyle w:val="Heading3"/>
+      </w:pPr>
+      <w:r>
+        <w:t>Repair a missing building block</w:t>
+      </w:r>
+    </w:p>
+    <w:p>
+      <w:r>
+        <w:t>Review Failure budgets and service objectives (ai-6/11). Goal: Explain the mechanism and terminology of failure budgets and service objectives. Short practice: Calculate the maximum allowed failures among 100 requests. Does 97 successes and 3 failures meet the target, and what changes after one failure becomes a success?. Return to this week and explain what you changed.</w:t>
+      </w:r>
+    </w:p>
+    <w:p>
+      <w:r>
+        <w:t>Review Integration tests and fixtures (ai-6/9). Goal: Explain the mechanism and terminology of integration tests and fixtures. Short practice: Follow request N through the fixture and adapter. Which source and item should appear in the reply, and what precisely fails when the adapter returns M?. Return to this week and explain what you changed.</w:t>
+      </w:r>
+    </w:p>
+    <w:p>
+      <w:r>
+        <w:t>Review Least privilege and tool scopes (ai-6/6). Goal: Explain the mechanism and terminology of least privilege and tool scopes. Short practice: Classify read S2, write S2 and read S5 as permitted or denied. Identify the operation or station mismatch for each denial, then reconsider after read S5 is added to trusted scope.. Return to this week and explain what you changed.</w:t>
+      </w:r>
+    </w:p>
+    <w:p>
+      <w:pPr>
+        <w:pStyle w:val="Heading3"/>
+      </w:pPr>
+      <w:r>
+        <w:t>Keep your completed work</w:t>
+      </w:r>
+    </w:p>
+    <w:p>
+      <w:r>
+        <w:t>Use Download completed work in the hosted lesson to export your answers, reflections, practice feedback and code-run evidence. Open the HTML copy to read or print it. Drafts stay in this browser when storage is available; clear drafts on a shared device.</w:t>
+      </w:r>
+    </w:p>
+    <w:p>
+      <w:pPr>
+        <w:pStyle w:val="Heading3"/>
+      </w:pPr>
+      <w:r>
+        <w:t>What I repaired, the evidence I kept and the next test</w:t>
+      </w:r>
+    </w:p>
+    <w:p>
+      <w:r>
+        <w:t>________________________________________________________________</w:t>
+      </w:r>
+    </w:p>
+    <w:p>
+      <w:r>
+        <w:t>________________________________________________________________</w:t>
+      </w:r>
+    </w:p>
+    <w:p>
+      <w:r>
+        <w:t>________________________________________________________________</w:t>
+      </w:r>
+    </w:p>
+    <w:p>
+      <w:r>
+        <w:t>________________________________________________________________</w:t>
+      </w:r>
+    </w:p>
+    <w:p>
+      <w:r>
+        <w:t>________________________________________________________________</w:t>
+      </w:r>
+    </w:p>
     <w:sectPr>
       <w:pgSz w:w="12240" w:h="15840"/>
       <w:pgMar w:top="936" w:right="1008" w:bottom="936" w:left="1008" w:header="720" w:footer="720" w:gutter="0"/>

--- a/downloads/workbook/ai-6-week-12.docx
+++ b/downloads/workbook/ai-6-week-12.docx
@@ -30,33 +30,45 @@
     </w:p>
     <w:p>
       <w:r>
-        <w:t>Try the recall before opening notes. Then use a different colour or a labelled second line to correct your explanation.</w:t>
+        <w:t>Record your starting explanation for Logs traces and privacy before opening notes. Show any later correction separately.</w:t>
       </w:r>
     </w:p>
     <w:p>
       <w:pPr>
-        <w:pStyle w:val="Heading3"/>
-      </w:pPr>
-      <w:r>
-        <w:t>Failure budgets and service objectives</w:t>
+        <w:spacing w:line="336" w:lineRule="auto" w:after="180"/>
+      </w:pPr>
+      <w:r>
+        <w:rPr>
+          <w:b w:val="0"/>
+        </w:rPr>
+        <w:t>Try the recall before opening notes. Then use a different colour or a labelled second line to correct your explanation.</w:t>
       </w:r>
     </w:p>
     <w:p>
-      <w:r>
-        <w:t>Without opening the old lesson, explain one key idea from Failure budgets and service objectives. Give an example and a mistake that the idea helps you avoid.</w:t>
+      <w:pPr>
+        <w:pStyle w:val="Heading3"/>
+      </w:pPr>
+      <w:r>
+        <w:t>Failure budgets and service objectives</w:t>
       </w:r>
     </w:p>
     <w:p>
       <w:pPr>
-        <w:pStyle w:val="Heading3"/>
-      </w:pPr>
-      <w:r>
-        <w:t>My remembered idea, example and correction</w:t>
+        <w:spacing w:line="336" w:lineRule="auto" w:after="180"/>
+      </w:pPr>
+      <w:r>
+        <w:rPr>
+          <w:b w:val="0"/>
+        </w:rPr>
+        <w:t>Without opening the old lesson, explain one key idea from Failure budgets and service objectives. Give an example and a mistake that the idea helps you avoid.</w:t>
       </w:r>
     </w:p>
     <w:p>
-      <w:r>
-        <w:t>________________________________________________________________</w:t>
+      <w:pPr>
+        <w:pStyle w:val="Heading3"/>
+      </w:pPr>
+      <w:r>
+        <w:t>My remembered idea, example and correction</w:t>
       </w:r>
     </w:p>
     <w:p>
@@ -70,29 +82,35 @@
       </w:r>
     </w:p>
     <w:p>
-      <w:pPr>
-        <w:pStyle w:val="Heading3"/>
-      </w:pPr>
-      <w:r>
-        <w:t>Integration tests and fixtures</w:t>
+      <w:r>
+        <w:t>________________________________________________________________</w:t>
       </w:r>
     </w:p>
     <w:p>
-      <w:r>
-        <w:t>Without opening the old lesson, explain one key idea from Integration tests and fixtures. Give an example and a mistake that the idea helps you avoid.</w:t>
+      <w:pPr>
+        <w:pStyle w:val="Heading3"/>
+      </w:pPr>
+      <w:r>
+        <w:t>Integration tests and fixtures</w:t>
       </w:r>
     </w:p>
     <w:p>
       <w:pPr>
-        <w:pStyle w:val="Heading3"/>
-      </w:pPr>
-      <w:r>
-        <w:t>My remembered idea, example and correction</w:t>
+        <w:spacing w:line="336" w:lineRule="auto" w:after="180"/>
+      </w:pPr>
+      <w:r>
+        <w:rPr>
+          <w:b w:val="0"/>
+        </w:rPr>
+        <w:t>Without opening the old lesson, explain one key idea from Integration tests and fixtures. Give an example and a mistake that the idea helps you avoid.</w:t>
       </w:r>
     </w:p>
     <w:p>
-      <w:r>
-        <w:t>________________________________________________________________</w:t>
+      <w:pPr>
+        <w:pStyle w:val="Heading3"/>
+      </w:pPr>
+      <w:r>
+        <w:t>My remembered idea, example and correction</w:t>
       </w:r>
     </w:p>
     <w:p>
@@ -106,29 +124,35 @@
       </w:r>
     </w:p>
     <w:p>
-      <w:pPr>
-        <w:pStyle w:val="Heading3"/>
-      </w:pPr>
-      <w:r>
-        <w:t>Least privilege and tool scopes</w:t>
+      <w:r>
+        <w:t>________________________________________________________________</w:t>
       </w:r>
     </w:p>
     <w:p>
-      <w:r>
-        <w:t>Without opening the old lesson, explain one key idea from Least privilege and tool scopes. Give an example and a mistake that the idea helps you avoid.</w:t>
+      <w:pPr>
+        <w:pStyle w:val="Heading3"/>
+      </w:pPr>
+      <w:r>
+        <w:t>Least privilege and tool scopes</w:t>
       </w:r>
     </w:p>
     <w:p>
       <w:pPr>
-        <w:pStyle w:val="Heading3"/>
-      </w:pPr>
-      <w:r>
-        <w:t>My remembered idea, example and correction</w:t>
+        <w:spacing w:line="336" w:lineRule="auto" w:after="180"/>
+      </w:pPr>
+      <w:r>
+        <w:rPr>
+          <w:b w:val="0"/>
+        </w:rPr>
+        <w:t>Without opening the old lesson, explain one key idea from Least privilege and tool scopes. Give an example and a mistake that the idea helps you avoid.</w:t>
       </w:r>
     </w:p>
     <w:p>
-      <w:r>
-        <w:t>________________________________________________________________</w:t>
+      <w:pPr>
+        <w:pStyle w:val="Heading3"/>
+      </w:pPr>
+      <w:r>
+        <w:t>My remembered idea, example and correction</w:t>
       </w:r>
     </w:p>
     <w:p>
@@ -142,15 +166,31 @@
       </w:r>
     </w:p>
     <w:p>
-      <w:pPr>
-        <w:pStyle w:val="Heading1"/>
-      </w:pPr>
-      <w:r>
-        <w:t>02. Practise with fading help</w:t>
+      <w:r>
+        <w:t>________________________________________________________________</w:t>
       </w:r>
     </w:p>
     <w:p>
-      <w:r>
+      <w:pPr>
+        <w:pStyle w:val="Heading1"/>
+      </w:pPr>
+      <w:r>
+        <w:t>02. Practise with fading help</w:t>
+      </w:r>
+    </w:p>
+    <w:p>
+      <w:r>
+        <w:t>Complete the supported Logs traces and privacy trace and record the first step you can explain without help.</w:t>
+      </w:r>
+    </w:p>
+    <w:p>
+      <w:pPr>
+        <w:spacing w:line="336" w:lineRule="auto" w:after="180"/>
+      </w:pPr>
+      <w:r>
+        <w:rPr>
+          <w:b w:val="0"/>
+        </w:rPr>
         <w:t>Use W2: Trace the worked case for Logs traces and privacy. Record the answer once; the lesson and workbook refer to the same attempt.</w:t>
       </w:r>
     </w:p>
@@ -279,25 +319,37 @@
     </w:p>
     <w:p>
       <w:r>
-        <w:t>Use the worked case for Logs traces and privacy. Proposed explanation: “The worked result establishes every future case”. Decide whether this explanation is supported. Point to the step or supplied fact that decides; explain your repair if needed.</w:t>
+        <w:t>Check the proposed Logs traces and privacy explanation against the supplied facts before discussing it.</w:t>
       </w:r>
     </w:p>
     <w:p>
       <w:pPr>
-        <w:pStyle w:val="Heading3"/>
-      </w:pPr>
-      <w:r>
-        <w:t>My explanation before partner discussion</w:t>
+        <w:spacing w:line="336" w:lineRule="auto" w:after="180"/>
+      </w:pPr>
+      <w:r>
+        <w:rPr>
+          <w:b w:val="0"/>
+        </w:rPr>
+        <w:t>Use the worked case for Logs traces and privacy. Proposed explanation: “The worked result establishes every future case”. Decide whether this explanation is supported.</w:t>
       </w:r>
     </w:p>
     <w:p>
-      <w:r>
-        <w:t>________________________________________________________________</w:t>
+      <w:pPr>
+        <w:spacing w:line="336" w:lineRule="auto" w:after="180"/>
+      </w:pPr>
+      <w:r>
+        <w:rPr>
+          <w:b w:val="0"/>
+        </w:rPr>
+        <w:t>Point to the step or supplied fact that decides; explain your repair if needed.</w:t>
       </w:r>
     </w:p>
     <w:p>
-      <w:r>
-        <w:t>________________________________________________________________</w:t>
+      <w:pPr>
+        <w:pStyle w:val="Heading3"/>
+      </w:pPr>
+      <w:r>
+        <w:t>My explanation before partner discussion</w:t>
       </w:r>
     </w:p>
     <w:p>
@@ -311,47 +363,53 @@
       </w:r>
     </w:p>
     <w:p>
-      <w:pPr>
-        <w:pStyle w:val="Heading1"/>
-      </w:pPr>
-      <w:r>
-        <w:t>04. Independent transfer case</w:t>
+      <w:r>
+        <w:t>________________________________________________________________</w:t>
       </w:r>
     </w:p>
     <w:p>
-      <w:pPr>
-        <w:pStyle w:val="Heading3"/>
-      </w:pPr>
-      <w:r>
-        <w:t>Independent case: Apply a new case independently</w:t>
+      <w:r>
+        <w:t>________________________________________________________________</w:t>
       </w:r>
     </w:p>
     <w:p>
-      <w:r>
-        <w:t>Logs contain user essay, teacher guide, stage=lookup, duration=12ms and trace T8. Select allowed fields.</w:t>
+      <w:pPr>
+        <w:pStyle w:val="Heading1"/>
+      </w:pPr>
+      <w:r>
+        <w:t>04. Independent transfer case</w:t>
       </w:r>
     </w:p>
     <w:p>
-      <w:pPr>
-        <w:pStyle w:val="Heading3"/>
-      </w:pPr>
-      <w:r>
-        <w:t>My independent explanation, trace and limits</w:t>
+      <w:r>
+        <w:t>Write one first attempt at the reserved independent case before feedback. Repeated copies of that case refer to the same recorded attempt.</w:t>
       </w:r>
     </w:p>
     <w:p>
-      <w:r>
-        <w:t>________________________________________________________________</w:t>
+      <w:pPr>
+        <w:pStyle w:val="Heading3"/>
+      </w:pPr>
+      <w:r>
+        <w:t>Independent case: Apply a new case independently</w:t>
       </w:r>
     </w:p>
     <w:p>
-      <w:r>
-        <w:t>________________________________________________________________</w:t>
+      <w:pPr>
+        <w:spacing w:line="336" w:lineRule="auto" w:after="180"/>
+      </w:pPr>
+      <w:r>
+        <w:rPr>
+          <w:b w:val="0"/>
+        </w:rPr>
+        <w:t>Logs contain user essay, teacher guide, stage=lookup, duration=12ms and trace T8. Select allowed fields.</w:t>
       </w:r>
     </w:p>
     <w:p>
-      <w:r>
-        <w:t>________________________________________________________________</w:t>
+      <w:pPr>
+        <w:pStyle w:val="Heading3"/>
+      </w:pPr>
+      <w:r>
+        <w:t>My independent explanation, trace and limits</w:t>
       </w:r>
     </w:p>
     <w:p>
@@ -376,48 +434,96 @@
     </w:p>
     <w:p>
       <w:r>
-        <w:t>Attempt this case before feedback. Record any help. Earlier examples below are further practice; a case already practised with feedback cannot establish fresh transfer.</w:t>
+        <w:t>________________________________________________________________</w:t>
       </w:r>
     </w:p>
     <w:p>
-      <w:pPr>
-        <w:pStyle w:val="Heading1"/>
-      </w:pPr>
-      <w:r>
-        <w:t>05. W1 Explain the mechanism</w:t>
+      <w:r>
+        <w:t>________________________________________________________________</w:t>
       </w:r>
     </w:p>
     <w:p>
       <w:r>
-        <w:t>Explain the weekly mechanism in your own words. Use the worked scenario to name its input, decision rule and output.</w:t>
+        <w:t>________________________________________________________________</w:t>
       </w:r>
     </w:p>
     <w:p>
       <w:pPr>
-        <w:pStyle w:val="Heading3"/>
-      </w:pPr>
-      <w:r>
-        <w:t>My reasoning and evidence</w:t>
+        <w:spacing w:line="336" w:lineRule="auto" w:after="180"/>
+      </w:pPr>
+      <w:r>
+        <w:rPr>
+          <w:b w:val="0"/>
+        </w:rPr>
+        <w:t>Attempt this case before feedback. Record any help. Earlier examples below are further practice; a case already practised with feedback cannot establish fresh transfer.</w:t>
       </w:r>
     </w:p>
     <w:p>
-      <w:r>
-        <w:t>________________________________________________________________</w:t>
+      <w:pPr>
+        <w:pStyle w:val="Heading1"/>
+      </w:pPr>
+      <w:r>
+        <w:t>05. W1 Explain the mechanism</w:t>
       </w:r>
     </w:p>
     <w:p>
       <w:r>
-        <w:t>________________________________________________________________</w:t>
+        <w:t>Explain the mechanism. Apply the supplied Logs traces and privacy facts and keep your reasoning.</w:t>
       </w:r>
     </w:p>
     <w:p>
-      <w:r>
-        <w:t>________________________________________________________________</w:t>
+      <w:pPr>
+        <w:spacing w:line="336" w:lineRule="auto" w:after="180"/>
+      </w:pPr>
+      <w:r>
+        <w:rPr>
+          <w:b w:val="0"/>
+        </w:rPr>
+        <w:t xml:space="preserve">Explain the weekly </w:t>
+      </w:r>
+      <w:r>
+        <w:rPr>
+          <w:b/>
+        </w:rPr>
+        <w:t>mechanism</w:t>
+      </w:r>
+      <w:r>
+        <w:rPr>
+          <w:b w:val="0"/>
+        </w:rPr>
+        <w:t xml:space="preserve"> in your own words. Use the worked scenario to name its </w:t>
+      </w:r>
+      <w:r>
+        <w:rPr>
+          <w:b/>
+        </w:rPr>
+        <w:t>input</w:t>
+      </w:r>
+      <w:r>
+        <w:rPr>
+          <w:b w:val="0"/>
+        </w:rPr>
+        <w:t xml:space="preserve">, decision rule and </w:t>
+      </w:r>
+      <w:r>
+        <w:rPr>
+          <w:b/>
+        </w:rPr>
+        <w:t>output</w:t>
+      </w:r>
+      <w:r>
+        <w:rPr>
+          <w:b w:val="0"/>
+        </w:rPr>
+        <w:t>.</w:t>
       </w:r>
     </w:p>
     <w:p>
-      <w:r>
-        <w:t>________________________________________________________________</w:t>
+      <w:pPr>
+        <w:pStyle w:val="Heading3"/>
+      </w:pPr>
+      <w:r>
+        <w:t>My reasoning and evidence</w:t>
       </w:r>
     </w:p>
     <w:p>
@@ -431,24 +537,18 @@
       </w:r>
     </w:p>
     <w:p>
-      <w:pPr>
-        <w:pStyle w:val="Heading1"/>
-      </w:pPr>
-      <w:r>
-        <w:t>06. W2 Trace the worked case</w:t>
+      <w:r>
+        <w:t>________________________________________________________________</w:t>
       </w:r>
     </w:p>
     <w:p>
       <w:r>
-        <w:t>A failure record includes trace R7, status=denied and the complete student passcode. Show the intermediate steps and give the conclusion with its scope.</w:t>
+        <w:t>________________________________________________________________</w:t>
       </w:r>
     </w:p>
     <w:p>
-      <w:pPr>
-        <w:pStyle w:val="Heading3"/>
-      </w:pPr>
-      <w:r>
-        <w:t>My reasoning and evidence</w:t>
+      <w:r>
+        <w:t>________________________________________________________________</w:t>
       </w:r>
     </w:p>
     <w:p>
@@ -457,23 +557,35 @@
       </w:r>
     </w:p>
     <w:p>
-      <w:r>
-        <w:t>________________________________________________________________</w:t>
+      <w:pPr>
+        <w:pStyle w:val="Heading1"/>
+      </w:pPr>
+      <w:r>
+        <w:t>06. W2 Trace the worked case</w:t>
       </w:r>
     </w:p>
     <w:p>
       <w:r>
-        <w:t>________________________________________________________________</w:t>
+        <w:t>Trace the worked case. Apply the supplied Logs traces and privacy facts and keep your reasoning.</w:t>
       </w:r>
     </w:p>
     <w:p>
-      <w:r>
-        <w:t>________________________________________________________________</w:t>
+      <w:pPr>
+        <w:spacing w:line="336" w:lineRule="auto" w:after="180"/>
+      </w:pPr>
+      <w:r>
+        <w:rPr>
+          <w:b w:val="0"/>
+        </w:rPr>
+        <w:t>A failure record includes trace R7, status=denied and the complete student passcode. Show the intermediate steps and give the conclusion with its scope.</w:t>
       </w:r>
     </w:p>
     <w:p>
-      <w:r>
-        <w:t>________________________________________________________________</w:t>
+      <w:pPr>
+        <w:pStyle w:val="Heading3"/>
+      </w:pPr>
+      <w:r>
+        <w:t>My reasoning and evidence</w:t>
       </w:r>
     </w:p>
     <w:p>
@@ -487,24 +599,18 @@
       </w:r>
     </w:p>
     <w:p>
-      <w:pPr>
-        <w:pStyle w:val="Heading1"/>
-      </w:pPr>
-      <w:r>
-        <w:t>07. W3 Audit the limit</w:t>
+      <w:r>
+        <w:t>________________________________________________________________</w:t>
       </w:r>
     </w:p>
     <w:p>
       <w:r>
-        <w:t>A report omits this qualification: A trace ID can still be linkable; minimisation and role-controlled access remain necessary. Explain how omitting it could change a reader's interpretation, and write an accurate replacement.</w:t>
+        <w:t>________________________________________________________________</w:t>
       </w:r>
     </w:p>
     <w:p>
-      <w:pPr>
-        <w:pStyle w:val="Heading3"/>
-      </w:pPr>
-      <w:r>
-        <w:t>My reasoning and evidence</w:t>
+      <w:r>
+        <w:t>________________________________________________________________</w:t>
       </w:r>
     </w:p>
     <w:p>
@@ -518,44 +624,74 @@
       </w:r>
     </w:p>
     <w:p>
-      <w:r>
-        <w:t>________________________________________________________________</w:t>
+      <w:pPr>
+        <w:pStyle w:val="Heading1"/>
+      </w:pPr>
+      <w:r>
+        <w:t>07. W3 Audit the limit</w:t>
       </w:r>
     </w:p>
     <w:p>
       <w:r>
-        <w:t>________________________________________________________________</w:t>
+        <w:t>Audit the limit. Apply the supplied Logs traces and privacy facts and keep your reasoning.</w:t>
       </w:r>
     </w:p>
     <w:p>
-      <w:r>
-        <w:t>________________________________________________________________</w:t>
+      <w:pPr>
+        <w:spacing w:line="336" w:lineRule="auto" w:after="180"/>
+      </w:pPr>
+      <w:r>
+        <w:rPr>
+          <w:b w:val="0"/>
+        </w:rPr>
+        <w:t xml:space="preserve">A report omits this qualification: A </w:t>
+      </w:r>
+      <w:r>
+        <w:rPr>
+          <w:b/>
+        </w:rPr>
+        <w:t>trace ID</w:t>
+      </w:r>
+      <w:r>
+        <w:rPr>
+          <w:b w:val="0"/>
+        </w:rPr>
+        <w:t xml:space="preserve"> can still be linkable; </w:t>
+      </w:r>
+      <w:r>
+        <w:rPr>
+          <w:b/>
+        </w:rPr>
+        <w:t>minimisation</w:t>
+      </w:r>
+      <w:r>
+        <w:rPr>
+          <w:b w:val="0"/>
+        </w:rPr>
+        <w:t xml:space="preserve"> and role-controlled access remain necessary. Explain how omitting it could change a reader's interpretation, and write an accurate replacement.</w:t>
       </w:r>
     </w:p>
     <w:p>
-      <w:r>
-        <w:t>________________________________________________________________</w:t>
+      <w:pPr>
+        <w:pStyle w:val="Heading3"/>
+      </w:pPr>
+      <w:r>
+        <w:t>My reasoning and evidence</w:t>
       </w:r>
     </w:p>
     <w:p>
-      <w:pPr>
-        <w:pStyle w:val="Heading1"/>
-      </w:pPr>
-      <w:r>
-        <w:t>08. W4 Apply a new case independently</w:t>
+      <w:r>
+        <w:t>________________________________________________________________</w:t>
       </w:r>
     </w:p>
     <w:p>
       <w:r>
-        <w:t>Logs contain user essay, teacher guide, stage=lookup, duration=12ms and trace T8. Select allowed fields.</w:t>
+        <w:t>________________________________________________________________</w:t>
       </w:r>
     </w:p>
     <w:p>
-      <w:pPr>
-        <w:pStyle w:val="Heading3"/>
-      </w:pPr>
-      <w:r>
-        <w:t>My reasoning and evidence</w:t>
+      <w:r>
+        <w:t>________________________________________________________________</w:t>
       </w:r>
     </w:p>
     <w:p>
@@ -574,23 +710,35 @@
       </w:r>
     </w:p>
     <w:p>
-      <w:r>
-        <w:t>________________________________________________________________</w:t>
+      <w:pPr>
+        <w:pStyle w:val="Heading1"/>
+      </w:pPr>
+      <w:r>
+        <w:t>08. W4 Apply a new case independently</w:t>
       </w:r>
     </w:p>
     <w:p>
       <w:r>
-        <w:t>________________________________________________________________</w:t>
+        <w:t>Attempt before feedback. If this repeats the selected independent case, reuse that first attempt; otherwise keep a separate record. Apply a new case independently. Apply the supplied Logs traces and privacy facts and keep your reasoning.</w:t>
       </w:r>
     </w:p>
     <w:p>
-      <w:r>
-        <w:t>________________________________________________________________</w:t>
+      <w:pPr>
+        <w:spacing w:line="336" w:lineRule="auto" w:after="180"/>
+      </w:pPr>
+      <w:r>
+        <w:rPr>
+          <w:b w:val="0"/>
+        </w:rPr>
+        <w:t>Logs contain user essay, teacher guide, stage=lookup, duration=12ms and trace T8. Select allowed fields.</w:t>
       </w:r>
     </w:p>
     <w:p>
-      <w:r>
-        <w:t>________________________________________________________________</w:t>
+      <w:pPr>
+        <w:pStyle w:val="Heading3"/>
+      </w:pPr>
+      <w:r>
+        <w:t>My reasoning and evidence</w:t>
       </w:r>
     </w:p>
     <w:p>
@@ -599,24 +747,18 @@
       </w:r>
     </w:p>
     <w:p>
-      <w:pPr>
-        <w:pStyle w:val="Heading1"/>
-      </w:pPr>
-      <w:r>
-        <w:t>09. W5 Design a revealing follow-up</w:t>
+      <w:r>
+        <w:t>________________________________________________________________</w:t>
       </w:r>
     </w:p>
     <w:p>
       <w:r>
-        <w:t>For the worked scenario, propose one additional case that could reveal a failure, describe its expected outcome before running it, and explain what would need to remain fixed for a fair comparison. Do not reuse W4 as a new final test after receiving feedback.</w:t>
+        <w:t>________________________________________________________________</w:t>
       </w:r>
     </w:p>
     <w:p>
-      <w:pPr>
-        <w:pStyle w:val="Heading3"/>
-      </w:pPr>
-      <w:r>
-        <w:t>My reasoning and evidence</w:t>
+      <w:r>
+        <w:t>________________________________________________________________</w:t>
       </w:r>
     </w:p>
     <w:p>
@@ -640,39 +782,51 @@
       </w:r>
     </w:p>
     <w:p>
-      <w:r>
-        <w:t>________________________________________________________________</w:t>
+      <w:pPr>
+        <w:pStyle w:val="Heading1"/>
+      </w:pPr>
+      <w:r>
+        <w:t>09. W5 Design a revealing follow-up</w:t>
       </w:r>
     </w:p>
     <w:p>
       <w:r>
-        <w:t>________________________________________________________________</w:t>
+        <w:t>Design a revealing follow-up. Apply the supplied Logs traces and privacy facts and keep your reasoning.</w:t>
       </w:r>
     </w:p>
     <w:p>
-      <w:r>
-        <w:t>________________________________________________________________</w:t>
+      <w:pPr>
+        <w:spacing w:line="336" w:lineRule="auto" w:after="180"/>
+      </w:pPr>
+      <w:r>
+        <w:rPr>
+          <w:b w:val="0"/>
+        </w:rPr>
+        <w:t>For the worked scenario, propose one additional case that could reveal a failure, describe its expected outcome before running it, and explain what would need to remain fixed for a fair comparison.</w:t>
       </w:r>
     </w:p>
     <w:p>
       <w:pPr>
-        <w:pStyle w:val="Heading1"/>
-      </w:pPr>
-      <w:r>
-        <w:t>10. Project checkpoint and reflection</w:t>
+        <w:spacing w:line="336" w:lineRule="auto" w:after="180"/>
+      </w:pPr>
+      <w:r>
+        <w:rPr>
+          <w:b w:val="0"/>
+        </w:rPr>
+        <w:t>Do not reuse W4 as a new final test after receiving feedback.</w:t>
       </w:r>
     </w:p>
     <w:p>
-      <w:r>
-        <w:t>Add a labelled logs traces and privacy evidence sheet to Grounded Learning Service. Show how you can explain the mechanism and terminology of logs traces and privacy. Use the supplied fictional case and keep its inputs, intermediate steps, calculation or prediction, and limitation. Connect this record to last week’s record; a matching answer without a trace is insufficient.</w:t>
+      <w:pPr>
+        <w:pStyle w:val="Heading3"/>
+      </w:pPr>
+      <w:r>
+        <w:t>My reasoning and evidence</w:t>
       </w:r>
     </w:p>
     <w:p>
-      <w:pPr>
-        <w:pStyle w:val="Heading3"/>
-      </w:pPr>
-      <w:r>
-        <w:t>My project change, supporting evidence and remaining limit</w:t>
+      <w:r>
+        <w:t>________________________________________________________________</w:t>
       </w:r>
     </w:p>
     <w:p>
@@ -710,7 +864,133 @@
         <w:pStyle w:val="Heading1"/>
       </w:pPr>
       <w:r>
+        <w:t>10. Project checkpoint and reflection</w:t>
+      </w:r>
+    </w:p>
+    <w:p>
+      <w:r>
+        <w:t>Connect Logs traces and privacy to Grounded Learning Service, identify a limit and choose the next useful test.</w:t>
+      </w:r>
+    </w:p>
+    <w:p>
+      <w:pPr>
+        <w:spacing w:line="336" w:lineRule="auto" w:after="180"/>
+      </w:pPr>
+      <w:r>
+        <w:rPr>
+          <w:b w:val="0"/>
+        </w:rPr>
+        <w:t xml:space="preserve">Add a labelled logs traces and privacy </w:t>
+      </w:r>
+      <w:r>
+        <w:rPr>
+          <w:b/>
+        </w:rPr>
+        <w:t>evidence</w:t>
+      </w:r>
+      <w:r>
+        <w:rPr>
+          <w:b w:val="0"/>
+        </w:rPr>
+        <w:t xml:space="preserve"> sheet to Grounded Learning Service. Show how you can explain the </w:t>
+      </w:r>
+      <w:r>
+        <w:rPr>
+          <w:b/>
+        </w:rPr>
+        <w:t>mechanism</w:t>
+      </w:r>
+      <w:r>
+        <w:rPr>
+          <w:b w:val="0"/>
+        </w:rPr>
+        <w:t xml:space="preserve"> and terminology of logs traces and privacy.</w:t>
+      </w:r>
+    </w:p>
+    <w:p>
+      <w:pPr>
+        <w:spacing w:line="336" w:lineRule="auto" w:after="180"/>
+      </w:pPr>
+      <w:r>
+        <w:rPr>
+          <w:b w:val="0"/>
+        </w:rPr>
+        <w:t xml:space="preserve">Use the supplied fictional case and keep its </w:t>
+      </w:r>
+      <w:r>
+        <w:rPr>
+          <w:b/>
+        </w:rPr>
+        <w:t>input</w:t>
+      </w:r>
+      <w:r>
+        <w:rPr>
+          <w:b w:val="0"/>
+        </w:rPr>
+        <w:t xml:space="preserve">s, intermediate steps, calculation or </w:t>
+      </w:r>
+      <w:r>
+        <w:rPr>
+          <w:b/>
+        </w:rPr>
+        <w:t>prediction</w:t>
+      </w:r>
+      <w:r>
+        <w:rPr>
+          <w:b w:val="0"/>
+        </w:rPr>
+        <w:t>, and limitation. Connect this record to last week’s record; a matching answer without a trace is insufficient.</w:t>
+      </w:r>
+    </w:p>
+    <w:p>
+      <w:pPr>
+        <w:pStyle w:val="Heading3"/>
+      </w:pPr>
+      <w:r>
+        <w:t>My project change, supporting evidence and remaining limit</w:t>
+      </w:r>
+    </w:p>
+    <w:p>
+      <w:r>
+        <w:t>________________________________________________________________</w:t>
+      </w:r>
+    </w:p>
+    <w:p>
+      <w:r>
+        <w:t>________________________________________________________________</w:t>
+      </w:r>
+    </w:p>
+    <w:p>
+      <w:r>
+        <w:t>________________________________________________________________</w:t>
+      </w:r>
+    </w:p>
+    <w:p>
+      <w:r>
+        <w:t>________________________________________________________________</w:t>
+      </w:r>
+    </w:p>
+    <w:p>
+      <w:r>
+        <w:t>________________________________________________________________</w:t>
+      </w:r>
+    </w:p>
+    <w:p>
+      <w:r>
+        <w:t>________________________________________________________________</w:t>
+      </w:r>
+    </w:p>
+    <w:p>
+      <w:pPr>
+        <w:pStyle w:val="Heading1"/>
+      </w:pPr>
+      <w:r>
         <w:t>11. Feedback, return check and learning record</w:t>
+      </w:r>
+    </w:p>
+    <w:p>
+      <w:r>
+        <w:t>Record the first repaired step and a different case to revisit after a delay.</w:t>
       </w:r>
     </w:p>
     <w:tbl>
@@ -850,7 +1130,13 @@
       </w:tr>
     </w:tbl>
     <w:p>
-      <w:r>
+      <w:pPr>
+        <w:spacing w:line="336" w:lineRule="auto" w:after="180"/>
+      </w:pPr>
+      <w:r>
+        <w:rPr>
+          <w:b w:val="0"/>
+        </w:rPr>
         <w:t>Revisit this idea with your teacher after a delay. Familiarity is different from explaining and using it on a changed case.</w:t>
       </w:r>
     </w:p>
@@ -864,12 +1150,53 @@
     </w:p>
     <w:p>
       <w:r>
-        <w:t>Trace without storing private text. A learner request is retrieved and checked under trace identifier R17.</w:t>
+        <w:t>Trace without storing private text. A learner request is retrieved and checked under trace identifier R17. Explain the labelled step before checking the changed condition.</w:t>
       </w:r>
     </w:p>
     <w:p>
-      <w:r>
-        <w:t>R17 is the request trace ID; C8 is the retrieved source ID. Allowed fields also include validation pass and duration 240 ms. Raw question text is excluded.</w:t>
+      <w:pPr>
+        <w:spacing w:line="336" w:lineRule="auto" w:after="180"/>
+      </w:pPr>
+      <w:r>
+        <w:rPr>
+          <w:b w:val="0"/>
+        </w:rPr>
+        <w:t xml:space="preserve">Trace without storing private text. A learner request is retrieved and checked under </w:t>
+      </w:r>
+      <w:r>
+        <w:rPr>
+          <w:b/>
+        </w:rPr>
+        <w:t>trace id</w:t>
+      </w:r>
+      <w:r>
+        <w:rPr>
+          <w:b w:val="0"/>
+        </w:rPr>
+        <w:t>entifier R17.</w:t>
+      </w:r>
+    </w:p>
+    <w:p>
+      <w:pPr>
+        <w:spacing w:line="336" w:lineRule="auto" w:after="180"/>
+      </w:pPr>
+      <w:r>
+        <w:rPr>
+          <w:b w:val="0"/>
+        </w:rPr>
+        <w:t xml:space="preserve">R17 is the request </w:t>
+      </w:r>
+      <w:r>
+        <w:rPr>
+          <w:b/>
+        </w:rPr>
+        <w:t>trace ID</w:t>
+      </w:r>
+      <w:r>
+        <w:rPr>
+          <w:b w:val="0"/>
+        </w:rPr>
+        <w:t>; C8 is the retrieved source ID. Allowed fields also include validation pass and duration 240 ms. Raw question text is excluded.</w:t>
       </w:r>
     </w:p>
     <w:p>
@@ -909,7 +1236,14 @@
       </w:r>
     </w:p>
     <w:p>
-      <w:r>
+      <w:pPr>
+        <w:spacing w:line="336" w:lineRule="auto" w:after="180"/>
+        <w:shd w:fill="F5F1FB"/>
+      </w:pPr>
+      <w:r>
+        <w:rPr>
+          <w:b w:val="0"/>
+        </w:rPr>
         <w:t>Identify the purpose of R17, C8 and 240 ms in the trace. Which field is deliberately omitted, and why would logging the whole question violate this design?</w:t>
       </w:r>
     </w:p>
@@ -952,36 +1286,140 @@
       </w:r>
     </w:p>
     <w:p>
-      <w:r>
-        <w:t>Support used: alone / hint / worked example. This record is practice evidence.</w:t>
+      <w:pPr>
+        <w:pStyle w:val="Heading3"/>
+      </w:pPr>
+      <w:r>
+        <w:t>Record the help used</w:t>
       </w:r>
     </w:p>
     <w:p>
-      <w:r>
-        <w:t>Project connection: For the Grounded Learning Service, retain an annotated trace and the changed-case result. Name the contract or evidence that makes the deciding step valid, so another team can review it.</w:t>
+      <w:pPr>
+        <w:spacing w:line="336" w:lineRule="auto" w:after="180"/>
+        <w:shd w:fill="F1F6F8"/>
+      </w:pPr>
+      <w:r>
+        <w:rPr>
+          <w:b w:val="0"/>
+        </w:rPr>
+        <w:t xml:space="preserve">Support used: alone / hint / worked example. This record is practice </w:t>
+      </w:r>
+      <w:r>
+        <w:rPr>
+          <w:b/>
+        </w:rPr>
+        <w:t>evidence</w:t>
+      </w:r>
+      <w:r>
+        <w:rPr>
+          <w:b w:val="0"/>
+        </w:rPr>
+        <w:t>.</w:t>
       </w:r>
     </w:p>
     <w:p>
       <w:pPr>
-        <w:pStyle w:val="Heading1"/>
-      </w:pPr>
-      <w:r>
-        <w:t>13. Project portfolio milestone</w:t>
+        <w:spacing w:line="336" w:lineRule="auto" w:after="180"/>
+      </w:pPr>
+      <w:r>
+        <w:rPr>
+          <w:b w:val="0"/>
+        </w:rPr>
+        <w:t xml:space="preserve">Project connection: For the Grounded Learning Service, retain an annotated trace and the changed-case result. Name the contract or </w:t>
+      </w:r>
+      <w:r>
+        <w:rPr>
+          <w:b/>
+        </w:rPr>
+        <w:t>evidence</w:t>
+      </w:r>
+      <w:r>
+        <w:rPr>
+          <w:b w:val="0"/>
+        </w:rPr>
+        <w:t xml:space="preserve"> that makes the deciding step valid, so another team can review it.</w:t>
       </w:r>
     </w:p>
     <w:p>
-      <w:r>
-        <w:t>Project: Grounded Learning Service</w:t>
+      <w:pPr>
+        <w:pStyle w:val="Heading1"/>
+      </w:pPr>
+      <w:r>
+        <w:t>13. Project portfolio milestone</w:t>
       </w:r>
     </w:p>
     <w:p>
       <w:r>
-        <w:t>Current milestone: Make a transparent first version. Keep a trace of how one input becomes an output; explain the rule or learned component.</w:t>
+        <w:t>Keep this week’s input, deciding step, result and limit together in the Grounded Learning Service record.</w:t>
       </w:r>
     </w:p>
     <w:p>
-      <w:r>
-        <w:t>For the Grounded Learning Service, retain an annotated trace and the changed-case result. Name the contract or evidence that makes the deciding step valid, so another team can review it.</w:t>
+      <w:pPr>
+        <w:spacing w:line="336" w:lineRule="auto" w:after="180"/>
+      </w:pPr>
+      <w:r>
+        <w:rPr>
+          <w:b w:val="0"/>
+        </w:rPr>
+        <w:t>Project: Grounded Learning Service</w:t>
+      </w:r>
+    </w:p>
+    <w:p>
+      <w:pPr>
+        <w:spacing w:line="336" w:lineRule="auto" w:after="180"/>
+      </w:pPr>
+      <w:r>
+        <w:rPr>
+          <w:b w:val="0"/>
+        </w:rPr>
+        <w:t xml:space="preserve">Current milestone: Make a transparent first version. Keep a trace of how one </w:t>
+      </w:r>
+      <w:r>
+        <w:rPr>
+          <w:b/>
+        </w:rPr>
+        <w:t>input</w:t>
+      </w:r>
+      <w:r>
+        <w:rPr>
+          <w:b w:val="0"/>
+        </w:rPr>
+        <w:t xml:space="preserve"> becomes an </w:t>
+      </w:r>
+      <w:r>
+        <w:rPr>
+          <w:b/>
+        </w:rPr>
+        <w:t>output</w:t>
+      </w:r>
+      <w:r>
+        <w:rPr>
+          <w:b w:val="0"/>
+        </w:rPr>
+        <w:t>; explain the rule or learned component.</w:t>
+      </w:r>
+    </w:p>
+    <w:p>
+      <w:pPr>
+        <w:spacing w:line="336" w:lineRule="auto" w:after="180"/>
+      </w:pPr>
+      <w:r>
+        <w:rPr>
+          <w:b w:val="0"/>
+        </w:rPr>
+        <w:t xml:space="preserve">For the Grounded Learning Service, retain an annotated trace and the changed-case result. Name the contract or </w:t>
+      </w:r>
+      <w:r>
+        <w:rPr>
+          <w:b/>
+        </w:rPr>
+        <w:t>evidence</w:t>
+      </w:r>
+      <w:r>
+        <w:rPr>
+          <w:b w:val="0"/>
+        </w:rPr>
+        <w:t xml:space="preserve"> that makes the deciding step valid, so another team can review it.</w:t>
       </w:r>
     </w:p>
     <w:tbl>
@@ -1143,53 +1581,104 @@
     </w:p>
     <w:p>
       <w:r>
-        <w:t>Use this supported practice once, in the browser or on paper. Keep the reserved independent assessment for a separate first attempt before teacher feedback.</w:t>
+        <w:t>Try the supported questions before comparing with hints and feedback. Record what you repaired and the evidence you retained.</w:t>
       </w:r>
     </w:p>
     <w:p>
-      <w:r>
-        <w:t>Trace without storing private text. A learner request is retrieved and checked under trace identifier R17.</w:t>
+      <w:pPr>
+        <w:spacing w:line="336" w:lineRule="auto" w:after="180"/>
+      </w:pPr>
+      <w:r>
+        <w:rPr>
+          <w:b w:val="0"/>
+        </w:rPr>
+        <w:t>Use this supported practice once, in the browser or on paper. Keep the reserved independent assessment for a separate first attempt before teacher feedback.</w:t>
       </w:r>
     </w:p>
     <w:p>
       <w:pPr>
-        <w:pStyle w:val="Heading3"/>
-      </w:pPr>
-      <w:r>
-        <w:t>Practice 1: explain the deciding evidence</w:t>
+        <w:spacing w:line="336" w:lineRule="auto" w:after="180"/>
+      </w:pPr>
+      <w:r>
+        <w:rPr>
+          <w:b w:val="0"/>
+        </w:rPr>
+        <w:t xml:space="preserve">Trace without storing private text. A learner request is retrieved and checked under </w:t>
+      </w:r>
+      <w:r>
+        <w:rPr>
+          <w:b/>
+        </w:rPr>
+        <w:t>trace id</w:t>
+      </w:r>
+      <w:r>
+        <w:rPr>
+          <w:b w:val="0"/>
+        </w:rPr>
+        <w:t>entifier R17.</w:t>
       </w:r>
     </w:p>
     <w:p>
-      <w:r>
-        <w:t>Which labelled step matches this detail? Keep allowed metadata; omit private question text and names.</w:t>
+      <w:pPr>
+        <w:pStyle w:val="Heading3"/>
+      </w:pPr>
+      <w:r>
+        <w:t>Practice 1: explain the deciding evidence</w:t>
       </w:r>
     </w:p>
     <w:p>
-      <w:r>
-        <w:t>1. Inspect duration</w:t>
+      <w:pPr>
+        <w:spacing w:line="336" w:lineRule="auto" w:after="180"/>
+      </w:pPr>
+      <w:r>
+        <w:rPr>
+          <w:b w:val="0"/>
+        </w:rPr>
+        <w:t>Which labelled step matches this detail? Keep allowed metadata; omit private question text and names.</w:t>
       </w:r>
     </w:p>
     <w:p>
-      <w:r>
-        <w:t>2. Connect events</w:t>
+      <w:pPr>
+        <w:spacing w:line="336" w:lineRule="auto" w:after="180"/>
+        <w:shd w:fill="F4F9FC"/>
+      </w:pPr>
+      <w:r>
+        <w:rPr>
+          <w:b w:val="0"/>
+        </w:rPr>
+        <w:t>1. Inspect duration</w:t>
       </w:r>
     </w:p>
     <w:p>
-      <w:r>
-        <w:t>3. Minimise fields</w:t>
+      <w:pPr>
+        <w:spacing w:line="336" w:lineRule="auto" w:after="180"/>
+        <w:shd w:fill="F4F9FC"/>
+      </w:pPr>
+      <w:r>
+        <w:rPr>
+          <w:b w:val="0"/>
+        </w:rPr>
+        <w:t>2. Connect events</w:t>
       </w:r>
     </w:p>
     <w:p>
       <w:pPr>
-        <w:pStyle w:val="Heading3"/>
-      </w:pPr>
-      <w:r>
-        <w:t>My selected conclusion, deciding fact and explanation</w:t>
+        <w:spacing w:line="336" w:lineRule="auto" w:after="180"/>
+        <w:shd w:fill="F4F9FC"/>
+      </w:pPr>
+      <w:r>
+        <w:rPr>
+          <w:b w:val="0"/>
+        </w:rPr>
+        <w:t>3. Minimise fields</w:t>
       </w:r>
     </w:p>
     <w:p>
-      <w:r>
-        <w:t>________________________________________________________________</w:t>
+      <w:pPr>
+        <w:pStyle w:val="Heading3"/>
+      </w:pPr>
+      <w:r>
+        <w:t>My selected conclusion, deciding fact and explanation</w:t>
       </w:r>
     </w:p>
     <w:p>
@@ -1214,40 +1703,67 @@
     </w:p>
     <w:p>
       <w:r>
-        <w:t>Hint if needed: Read the steps in the pictorial case. Match the supplied detail to the stage that performs or records it.</w:t>
+        <w:t>________________________________________________________________</w:t>
       </w:r>
     </w:p>
     <w:p>
-      <w:r>
-        <w:t>After your attempt, compare with the supported explanation: Minimise fields Keep allowed metadata; omit private question text and names. Logs record events; traces connect related events. Useful debugging fields should remain within the declared privacy policy.</w:t>
+      <w:pPr>
+        <w:pStyle w:val="Heading3"/>
+      </w:pPr>
+      <w:r>
+        <w:t>Hint · try first</w:t>
       </w:r>
     </w:p>
     <w:p>
       <w:pPr>
-        <w:pStyle w:val="Heading3"/>
-      </w:pPr>
-      <w:r>
-        <w:t>Practice 2: explain the deciding evidence</w:t>
+        <w:spacing w:line="336" w:lineRule="auto" w:after="180"/>
+        <w:shd w:fill="F1F6F8"/>
+      </w:pPr>
+      <w:r>
+        <w:rPr>
+          <w:b w:val="0"/>
+        </w:rPr>
+        <w:t>Hint if needed: Read the steps in the pictorial case. Match the supplied detail to the stage that performs or records it.</w:t>
       </w:r>
     </w:p>
     <w:p>
-      <w:r>
-        <w:t>Changed-case practice: A developer logs the full learner question. Which conclusion is supported by the supplied facts?</w:t>
+      <w:pPr>
+        <w:pStyle w:val="Heading3"/>
+      </w:pPr>
+      <w:r>
+        <w:t>Feedback · compare after trying</w:t>
       </w:r>
     </w:p>
     <w:p>
-      <w:r>
-        <w:t>1. We can decide the result without examining the changed input or the procedure.</w:t>
+      <w:pPr>
+        <w:spacing w:line="336" w:lineRule="auto" w:after="180"/>
+        <w:shd w:fill="F1F6FC"/>
+      </w:pPr>
+      <w:r>
+        <w:rPr>
+          <w:b w:val="0"/>
+        </w:rPr>
+        <w:t>After your attempt, compare with the supported explanation: Minimise fields Keep allowed metadata; omit private question text and names. Logs record events; traces connect related events.</w:t>
       </w:r>
     </w:p>
     <w:p>
-      <w:r>
-        <w:t>2. That additional field violates this logging policy.</w:t>
+      <w:pPr>
+        <w:spacing w:line="336" w:lineRule="auto" w:after="180"/>
+        <w:shd w:fill="F1F6FC"/>
+      </w:pPr>
+      <w:r>
+        <w:rPr>
+          <w:b w:val="0"/>
+        </w:rPr>
+        <w:t>Useful debugging fields should remain within the declared privacy policy.</w:t>
       </w:r>
     </w:p>
     <w:p>
-      <w:r>
-        <w:t>3. This one example guarantees correct results for every future input.</w:t>
+      <w:pPr>
+        <w:pStyle w:val="Heading3"/>
+      </w:pPr>
+      <w:r>
+        <w:t>Practice 2: explain the deciding evidence</w:t>
       </w:r>
     </w:p>
     <w:p>
@@ -1255,91 +1771,1087 @@
         <w:pStyle w:val="Heading3"/>
       </w:pPr>
       <w:r>
-        <w:t>My selected conclusion, deciding fact and explanation</w:t>
+        <w:t>Changed case · predict first</w:t>
       </w:r>
     </w:p>
     <w:p>
-      <w:r>
-        <w:t>________________________________________________________________</w:t>
+      <w:pPr>
+        <w:spacing w:line="336" w:lineRule="auto" w:after="180"/>
+        <w:shd w:fill="F5F1FB"/>
+      </w:pPr>
+      <w:r>
+        <w:rPr>
+          <w:b w:val="0"/>
+        </w:rPr>
+        <w:t>Changed-case practice: A developer logs the full learner question. Which conclusion is supported by the supplied facts?</w:t>
       </w:r>
     </w:p>
     <w:p>
-      <w:r>
-        <w:t>________________________________________________________________</w:t>
+      <w:pPr>
+        <w:spacing w:line="336" w:lineRule="auto" w:after="180"/>
+        <w:shd w:fill="F4F9FC"/>
+      </w:pPr>
+      <w:r>
+        <w:rPr>
+          <w:b w:val="0"/>
+        </w:rPr>
+        <w:t xml:space="preserve">1. We can decide the result without examining the changed </w:t>
+      </w:r>
+      <w:r>
+        <w:rPr>
+          <w:b/>
+        </w:rPr>
+        <w:t>input</w:t>
+      </w:r>
+      <w:r>
+        <w:rPr>
+          <w:b w:val="0"/>
+        </w:rPr>
+        <w:t xml:space="preserve"> or the procedure.</w:t>
       </w:r>
     </w:p>
     <w:p>
-      <w:r>
-        <w:t>________________________________________________________________</w:t>
+      <w:pPr>
+        <w:spacing w:line="336" w:lineRule="auto" w:after="180"/>
+        <w:shd w:fill="F4F9FC"/>
+      </w:pPr>
+      <w:r>
+        <w:rPr>
+          <w:b w:val="0"/>
+        </w:rPr>
+        <w:t>2. That additional field violates this logging policy.</w:t>
       </w:r>
     </w:p>
     <w:p>
-      <w:r>
-        <w:t>________________________________________________________________</w:t>
+      <w:pPr>
+        <w:spacing w:line="336" w:lineRule="auto" w:after="180"/>
+        <w:shd w:fill="F4F9FC"/>
+      </w:pPr>
+      <w:r>
+        <w:rPr>
+          <w:b w:val="0"/>
+        </w:rPr>
+        <w:t xml:space="preserve">3. This one example guarantees correct results for every future </w:t>
+      </w:r>
+      <w:r>
+        <w:rPr>
+          <w:b/>
+        </w:rPr>
+        <w:t>input</w:t>
+      </w:r>
+      <w:r>
+        <w:rPr>
+          <w:b w:val="0"/>
+        </w:rPr>
+        <w:t>.</w:t>
       </w:r>
     </w:p>
     <w:p>
-      <w:r>
-        <w:t>________________________________________________________________</w:t>
+      <w:pPr>
+        <w:pStyle w:val="Heading3"/>
+      </w:pPr>
+      <w:r>
+        <w:t>My selected conclusion, deciding fact and explanation</w:t>
       </w:r>
     </w:p>
     <w:p>
       <w:r>
-        <w:t>Hint if needed: Use the changed condition and the deciding step in the pictorial trace. The answer must say what follows from those facts.</w:t>
+        <w:t>________________________________________________________________</w:t>
       </w:r>
     </w:p>
     <w:p>
       <w:r>
-        <w:t>After your attempt, compare with the supported explanation: That additional field violates this logging policy. Debugging convenience does not authorise storing more personal information.</w:t>
+        <w:t>________________________________________________________________</w:t>
       </w:r>
     </w:p>
     <w:p>
-      <w:pPr>
-        <w:pStyle w:val="Heading3"/>
-      </w:pPr>
-      <w:r>
-        <w:t>Repair a missing building block</w:t>
+      <w:r>
+        <w:t>________________________________________________________________</w:t>
       </w:r>
     </w:p>
     <w:p>
       <w:r>
-        <w:t>Review Failure budgets and service objectives (ai-6/11). Goal: Explain the mechanism and terminology of failure budgets and service objectives. Short practice: Calculate the maximum allowed failures among 100 requests. Does 97 successes and 3 failures meet the target, and what changes after one failure becomes a success?. Return to this week and explain what you changed.</w:t>
+        <w:t>________________________________________________________________</w:t>
       </w:r>
     </w:p>
     <w:p>
       <w:r>
-        <w:t>Review Integration tests and fixtures (ai-6/9). Goal: Explain the mechanism and terminology of integration tests and fixtures. Short practice: Follow request N through the fixture and adapter. Which source and item should appear in the reply, and what precisely fails when the adapter returns M?. Return to this week and explain what you changed.</w:t>
+        <w:t>________________________________________________________________</w:t>
       </w:r>
     </w:p>
     <w:p>
-      <w:r>
-        <w:t>Review Least privilege and tool scopes (ai-6/6). Goal: Explain the mechanism and terminology of least privilege and tool scopes. Short practice: Classify read S2, write S2 and read S5 as permitted or denied. Identify the operation or station mismatch for each denial, then reconsider after read S5 is added to trusted scope.. Return to this week and explain what you changed.</w:t>
+      <w:pPr>
+        <w:pStyle w:val="Heading3"/>
+      </w:pPr>
+      <w:r>
+        <w:t>Hint · try first</w:t>
       </w:r>
     </w:p>
     <w:p>
       <w:pPr>
-        <w:pStyle w:val="Heading3"/>
-      </w:pPr>
-      <w:r>
-        <w:t>Keep your completed work</w:t>
+        <w:spacing w:line="336" w:lineRule="auto" w:after="180"/>
+        <w:shd w:fill="F1F6F8"/>
+      </w:pPr>
+      <w:r>
+        <w:rPr>
+          <w:b w:val="0"/>
+        </w:rPr>
+        <w:t>Hint if needed: Use the changed condition and the deciding step in the pictorial trace. The answer must say what follows from those facts.</w:t>
       </w:r>
     </w:p>
     <w:p>
-      <w:r>
-        <w:t>Use Download completed work in the hosted lesson to export your answers, reflections, practice feedback and code-run evidence. Open the HTML copy to read or print it. Drafts stay in this browser when storage is available; clear drafts on a shared device.</w:t>
+      <w:pPr>
+        <w:pStyle w:val="Heading3"/>
+      </w:pPr>
+      <w:r>
+        <w:t>Feedback · compare after trying</w:t>
       </w:r>
     </w:p>
     <w:p>
       <w:pPr>
-        <w:pStyle w:val="Heading3"/>
-      </w:pPr>
-      <w:r>
-        <w:t>What I repaired, the evidence I kept and the next test</w:t>
+        <w:spacing w:line="336" w:lineRule="auto" w:after="180"/>
+        <w:shd w:fill="F1F6FC"/>
+      </w:pPr>
+      <w:r>
+        <w:rPr>
+          <w:b w:val="0"/>
+        </w:rPr>
+        <w:t>After your attempt, compare with the supported explanation: That additional field violates this logging policy. Debugging convenience does not authorise storing more personal information.</w:t>
       </w:r>
     </w:p>
     <w:p>
+      <w:pPr>
+        <w:pStyle w:val="Heading3"/>
+      </w:pPr>
+      <w:r>
+        <w:t>Repair a missing building block</w:t>
+      </w:r>
+    </w:p>
+    <w:p>
+      <w:pPr>
+        <w:spacing w:line="336" w:lineRule="auto" w:after="180"/>
+      </w:pPr>
+      <w:r>
+        <w:rPr>
+          <w:b w:val="0"/>
+        </w:rPr>
+        <w:t xml:space="preserve">Review Failure budgets and service objectives (ai-6/11). Goal: Explain the </w:t>
+      </w:r>
+      <w:r>
+        <w:rPr>
+          <w:b/>
+        </w:rPr>
+        <w:t>mechanism</w:t>
+      </w:r>
+      <w:r>
+        <w:rPr>
+          <w:b w:val="0"/>
+        </w:rPr>
+        <w:t xml:space="preserve"> and terminology of failure budgets and service objectives. Short practice: Calculate the maximum allowed failures among 100 requests.</w:t>
+      </w:r>
+    </w:p>
+    <w:p>
+      <w:pPr>
+        <w:spacing w:line="336" w:lineRule="auto" w:after="180"/>
+      </w:pPr>
+      <w:r>
+        <w:rPr>
+          <w:b w:val="0"/>
+        </w:rPr>
+        <w:t>Does 97 successes and 3 failures meet the target, and what changes after one failure becomes a success?. Return to this week and explain what you changed.</w:t>
+      </w:r>
+    </w:p>
+    <w:p>
+      <w:pPr>
+        <w:spacing w:line="336" w:lineRule="auto" w:after="180"/>
+      </w:pPr>
+      <w:r>
+        <w:rPr>
+          <w:b w:val="0"/>
+        </w:rPr>
+        <w:t xml:space="preserve">Review Integration tests and fixtures (ai-6/9). Goal: Explain the </w:t>
+      </w:r>
+      <w:r>
+        <w:rPr>
+          <w:b/>
+        </w:rPr>
+        <w:t>mechanism</w:t>
+      </w:r>
+      <w:r>
+        <w:rPr>
+          <w:b w:val="0"/>
+        </w:rPr>
+        <w:t xml:space="preserve"> and terminology of integration tests and fixtures. Short practice: Follow request N through the fixture and adapter.</w:t>
+      </w:r>
+    </w:p>
+    <w:p>
+      <w:pPr>
+        <w:spacing w:line="336" w:lineRule="auto" w:after="180"/>
+      </w:pPr>
+      <w:r>
+        <w:rPr>
+          <w:b w:val="0"/>
+        </w:rPr>
+        <w:t>Which source and item should appear in the reply, and what precisely fails when the adapter returns M?. Return to this week and explain what you changed.</w:t>
+      </w:r>
+    </w:p>
+    <w:p>
+      <w:pPr>
+        <w:spacing w:line="336" w:lineRule="auto" w:after="180"/>
+      </w:pPr>
+      <w:r>
+        <w:rPr>
+          <w:b w:val="0"/>
+        </w:rPr>
+        <w:t xml:space="preserve">Review Least privilege and tool scopes (ai-6/6). Goal: Explain the </w:t>
+      </w:r>
+      <w:r>
+        <w:rPr>
+          <w:b/>
+        </w:rPr>
+        <w:t>mechanism</w:t>
+      </w:r>
+      <w:r>
+        <w:rPr>
+          <w:b w:val="0"/>
+        </w:rPr>
+        <w:t xml:space="preserve"> and terminology of least privilege and tool scopes. Short practice: Classify read S2, write S2 and read S5 as permitted or denied.</w:t>
+      </w:r>
+    </w:p>
+    <w:p>
+      <w:pPr>
+        <w:spacing w:line="336" w:lineRule="auto" w:after="180"/>
+      </w:pPr>
+      <w:r>
+        <w:rPr>
+          <w:b w:val="0"/>
+        </w:rPr>
+        <w:t>Identify the operation or station mismatch for each denial, then reconsider after read S5 is added to trusted scope.. Return to this week and explain what you changed.</w:t>
+      </w:r>
+    </w:p>
+    <w:p>
+      <w:pPr>
+        <w:pStyle w:val="Heading3"/>
+      </w:pPr>
+      <w:r>
+        <w:t>Keep your completed work</w:t>
+      </w:r>
+    </w:p>
+    <w:p>
+      <w:pPr>
+        <w:spacing w:line="336" w:lineRule="auto" w:after="180"/>
+      </w:pPr>
+      <w:r>
+        <w:rPr>
+          <w:b w:val="0"/>
+        </w:rPr>
+        <w:t xml:space="preserve">Use Download completed work in the hosted lesson to export your answers, reflections, practice feedback and code-run </w:t>
+      </w:r>
+      <w:r>
+        <w:rPr>
+          <w:b/>
+        </w:rPr>
+        <w:t>evidence</w:t>
+      </w:r>
+      <w:r>
+        <w:rPr>
+          <w:b w:val="0"/>
+        </w:rPr>
+        <w:t>. Open the HTML copy to read or print it.</w:t>
+      </w:r>
+    </w:p>
+    <w:p>
+      <w:pPr>
+        <w:spacing w:line="336" w:lineRule="auto" w:after="180"/>
+      </w:pPr>
+      <w:r>
+        <w:rPr>
+          <w:b w:val="0"/>
+        </w:rPr>
+        <w:t>Drafts stay in this browser when storage is available; clear drafts on a shared device.</w:t>
+      </w:r>
+    </w:p>
+    <w:p>
+      <w:pPr>
+        <w:pStyle w:val="Heading3"/>
+      </w:pPr>
+      <w:r>
+        <w:t>What I repaired, the evidence I kept and the next test</w:t>
+      </w:r>
+    </w:p>
+    <w:p>
       <w:r>
         <w:t>________________________________________________________________</w:t>
+      </w:r>
+    </w:p>
+    <w:p>
+      <w:r>
+        <w:t>________________________________________________________________</w:t>
+      </w:r>
+    </w:p>
+    <w:p>
+      <w:r>
+        <w:t>________________________________________________________________</w:t>
+      </w:r>
+    </w:p>
+    <w:p>
+      <w:r>
+        <w:t>________________________________________________________________</w:t>
+      </w:r>
+    </w:p>
+    <w:p>
+      <w:r>
+        <w:t>________________________________________________________________</w:t>
+      </w:r>
+    </w:p>
+    <w:p>
+      <w:pPr>
+        <w:pStyle w:val="Heading1"/>
+      </w:pPr>
+      <w:r>
+        <w:t>15. Visual concept journey</w:t>
+      </w:r>
+    </w:p>
+    <w:p>
+      <w:r>
+        <w:t>Explain each Logs traces and privacy picture from its labels, then record a relevant limit.</w:t>
+      </w:r>
+    </w:p>
+    <w:p>
+      <w:pPr>
+        <w:pStyle w:val="Heading3"/>
+      </w:pPr>
+      <w:r>
+        <w:t>01. Logs traces and privacy: the case</w:t>
+      </w:r>
+    </w:p>
+    <w:p>
+      <w:r>
+        <w:drawing>
+          <wp:inline xmlns:a="http://schemas.openxmlformats.org/drawingml/2006/main" xmlns:pic="http://schemas.openxmlformats.org/drawingml/2006/picture">
+            <wp:extent cx="5486400" cy="2834640"/>
+            <wp:docPr id="2" name="Picture 2" descr="Trace without storing private text. A learner request is retrieved and checked under trace identifier R17. Supplied facts: R17 is the request trace ID; C8 is the retrieved source ID. Allowed fields also include validation pass and duration 240 ms. Raw question text is excluded."/>
+            <wp:cNvGraphicFramePr>
+              <a:graphicFrameLocks noChangeAspect="1"/>
+            </wp:cNvGraphicFramePr>
+            <a:graphic>
+              <a:graphicData uri="http://schemas.openxmlformats.org/drawingml/2006/picture">
+                <pic:pic>
+                  <pic:nvPicPr>
+                    <pic:cNvPr id="0" name="academy-story-ai-6-12-01.png"/>
+                    <pic:cNvPicPr/>
+                  </pic:nvPicPr>
+                  <pic:blipFill>
+                    <a:blip r:embed="rId10"/>
+                    <a:stretch>
+                      <a:fillRect/>
+                    </a:stretch>
+                  </pic:blipFill>
+                  <pic:spPr>
+                    <a:xfrm>
+                      <a:off x="0" y="0"/>
+                      <a:ext cx="5486400" cy="2834640"/>
+                    </a:xfrm>
+                    <a:prstGeom prst="rect"/>
+                  </pic:spPr>
+                </pic:pic>
+              </a:graphicData>
+            </a:graphic>
+          </wp:inline>
+        </w:drawing>
+      </w:r>
+    </w:p>
+    <w:p>
+      <w:pPr>
+        <w:spacing w:line="336" w:lineRule="auto" w:after="180"/>
+      </w:pPr>
+      <w:r>
+        <w:rPr>
+          <w:b w:val="0"/>
+        </w:rPr>
+        <w:t xml:space="preserve">Trace without storing private text. A learner request is retrieved and checked under </w:t>
+      </w:r>
+      <w:r>
+        <w:rPr>
+          <w:b/>
+        </w:rPr>
+        <w:t>trace id</w:t>
+      </w:r>
+      <w:r>
+        <w:rPr>
+          <w:b w:val="0"/>
+        </w:rPr>
+        <w:t xml:space="preserve">entifier R17. Supplied facts: R17 is the request </w:t>
+      </w:r>
+      <w:r>
+        <w:rPr>
+          <w:b/>
+        </w:rPr>
+        <w:t>trace ID</w:t>
+      </w:r>
+      <w:r>
+        <w:rPr>
+          <w:b w:val="0"/>
+        </w:rPr>
+        <w:t>; C8 is the retrieved source ID.</w:t>
+      </w:r>
+    </w:p>
+    <w:p>
+      <w:pPr>
+        <w:spacing w:line="336" w:lineRule="auto" w:after="180"/>
+      </w:pPr>
+      <w:r>
+        <w:rPr>
+          <w:b w:val="0"/>
+        </w:rPr>
+        <w:t>Allowed fields also include validation pass and duration 240 ms. Raw question text is excluded.</w:t>
+      </w:r>
+    </w:p>
+    <w:p>
+      <w:pPr>
+        <w:spacing w:line="336" w:lineRule="auto" w:after="180"/>
+        <w:shd w:fill="F5F1FB"/>
+      </w:pPr>
+      <w:r>
+        <w:rPr>
+          <w:b w:val="0"/>
+        </w:rPr>
+        <w:t>Point to the given fact that matters most. Explain why it matters.</w:t>
+      </w:r>
+    </w:p>
+    <w:p>
+      <w:pPr>
+        <w:pStyle w:val="Heading3"/>
+      </w:pPr>
+      <w:r>
+        <w:t>My picture explanation, deciding evidence and one limit</w:t>
+      </w:r>
+    </w:p>
+    <w:p>
+      <w:r>
+        <w:t>________________________________________________________________</w:t>
+      </w:r>
+    </w:p>
+    <w:p>
+      <w:r>
+        <w:t>________________________________________________________________</w:t>
+      </w:r>
+    </w:p>
+    <w:p>
+      <w:r>
+        <w:t>________________________________________________________________</w:t>
+      </w:r>
+    </w:p>
+    <w:p>
+      <w:r>
+        <w:t>________________________________________________________________</w:t>
+      </w:r>
+    </w:p>
+    <w:p>
+      <w:pPr>
+        <w:pStyle w:val="Heading3"/>
+      </w:pPr>
+      <w:r>
+        <w:t>02. Follow the deciding steps</w:t>
+      </w:r>
+    </w:p>
+    <w:p>
+      <w:r>
+        <w:drawing>
+          <wp:inline xmlns:a="http://schemas.openxmlformats.org/drawingml/2006/main" xmlns:pic="http://schemas.openxmlformats.org/drawingml/2006/picture">
+            <wp:extent cx="5486400" cy="3182112"/>
+            <wp:docPr id="3" name="Picture 3" descr="Connect events: R17 links the request, retrieval and validation events. → Inspect duration: 240 ms describes this request, not the service average. → Minimise fields: Keep allowed metadata; omit private question text and names."/>
+            <wp:cNvGraphicFramePr>
+              <a:graphicFrameLocks noChangeAspect="1"/>
+            </wp:cNvGraphicFramePr>
+            <a:graphic>
+              <a:graphicData uri="http://schemas.openxmlformats.org/drawingml/2006/picture">
+                <pic:pic>
+                  <pic:nvPicPr>
+                    <pic:cNvPr id="0" name="academy-story-ai-6-12-02.png"/>
+                    <pic:cNvPicPr/>
+                  </pic:nvPicPr>
+                  <pic:blipFill>
+                    <a:blip r:embed="rId11"/>
+                    <a:stretch>
+                      <a:fillRect/>
+                    </a:stretch>
+                  </pic:blipFill>
+                  <pic:spPr>
+                    <a:xfrm>
+                      <a:off x="0" y="0"/>
+                      <a:ext cx="5486400" cy="3182112"/>
+                    </a:xfrm>
+                    <a:prstGeom prst="rect"/>
+                  </pic:spPr>
+                </pic:pic>
+              </a:graphicData>
+            </a:graphic>
+          </wp:inline>
+        </w:drawing>
+      </w:r>
+    </w:p>
+    <w:p>
+      <w:pPr>
+        <w:spacing w:line="336" w:lineRule="auto" w:after="180"/>
+      </w:pPr>
+      <w:r>
+        <w:rPr>
+          <w:b w:val="0"/>
+        </w:rPr>
+        <w:t>Connect events: R17 links the request, retrieval and validation events. → Inspect duration: 240 ms describes this request, not the service average. → Minimise fields: Keep allowed metadata; omit private question text and names.</w:t>
+      </w:r>
+    </w:p>
+    <w:p>
+      <w:pPr>
+        <w:spacing w:line="336" w:lineRule="auto" w:after="180"/>
+        <w:shd w:fill="F5F1FB"/>
+      </w:pPr>
+      <w:r>
+        <w:rPr>
+          <w:b w:val="0"/>
+        </w:rPr>
+        <w:t xml:space="preserve">Point to each numbered stage and explain which recorded </w:t>
+      </w:r>
+      <w:r>
+        <w:rPr>
+          <w:b/>
+        </w:rPr>
+        <w:t>input</w:t>
+      </w:r>
+      <w:r>
+        <w:rPr>
+          <w:b w:val="0"/>
+        </w:rPr>
+        <w:t xml:space="preserve"> it uses.</w:t>
+      </w:r>
+    </w:p>
+    <w:p>
+      <w:pPr>
+        <w:pStyle w:val="Heading3"/>
+      </w:pPr>
+      <w:r>
+        <w:t>My picture explanation, deciding evidence and one limit</w:t>
+      </w:r>
+    </w:p>
+    <w:p>
+      <w:r>
+        <w:t>________________________________________________________________</w:t>
+      </w:r>
+    </w:p>
+    <w:p>
+      <w:r>
+        <w:t>________________________________________________________________</w:t>
+      </w:r>
+    </w:p>
+    <w:p>
+      <w:r>
+        <w:t>________________________________________________________________</w:t>
+      </w:r>
+    </w:p>
+    <w:p>
+      <w:r>
+        <w:t>________________________________________________________________</w:t>
+      </w:r>
+    </w:p>
+    <w:p>
+      <w:pPr>
+        <w:pStyle w:val="Heading3"/>
+      </w:pPr>
+      <w:r>
+        <w:t>03. Logs traces and privacy — evidence trace</w:t>
+      </w:r>
+    </w:p>
+    <w:p>
+      <w:r>
+        <w:drawing>
+          <wp:inline xmlns:a="http://schemas.openxmlformats.org/drawingml/2006/main" xmlns:pic="http://schemas.openxmlformats.org/drawingml/2006/picture">
+            <wp:extent cx="5486400" cy="2843784"/>
+            <wp:docPr id="4" name="Picture 4" descr="Logs traces and privacy — evidence trace. A failure record includes trace R7, status=denied and the complete student passcode. | For this policy log trace ID, stage, status, duration and error category; do not log passcodes, student text or teacher answers. Restrict access and declare retention. | Trace/status are useful; passcode violates the logging policy. Redact sensitive content and retain a non-sensitive error category."/>
+            <wp:cNvGraphicFramePr>
+              <a:graphicFrameLocks noChangeAspect="1"/>
+            </wp:cNvGraphicFramePr>
+            <a:graphic>
+              <a:graphicData uri="http://schemas.openxmlformats.org/drawingml/2006/picture">
+                <pic:pic>
+                  <pic:nvPicPr>
+                    <pic:cNvPr id="0" name="academy-story-ai-6-12-03.png"/>
+                    <pic:cNvPicPr/>
+                  </pic:nvPicPr>
+                  <pic:blipFill>
+                    <a:blip r:embed="rId12"/>
+                    <a:stretch>
+                      <a:fillRect/>
+                    </a:stretch>
+                  </pic:blipFill>
+                  <pic:spPr>
+                    <a:xfrm>
+                      <a:off x="0" y="0"/>
+                      <a:ext cx="5486400" cy="2843784"/>
+                    </a:xfrm>
+                    <a:prstGeom prst="rect"/>
+                  </pic:spPr>
+                </pic:pic>
+              </a:graphicData>
+            </a:graphic>
+          </wp:inline>
+        </w:drawing>
+      </w:r>
+    </w:p>
+    <w:p>
+      <w:pPr>
+        <w:spacing w:line="336" w:lineRule="auto" w:after="180"/>
+      </w:pPr>
+      <w:r>
+        <w:rPr>
+          <w:b w:val="0"/>
+        </w:rPr>
+        <w:t xml:space="preserve">Logs traces and privacy — </w:t>
+      </w:r>
+      <w:r>
+        <w:rPr>
+          <w:b/>
+        </w:rPr>
+        <w:t>evidence</w:t>
+      </w:r>
+      <w:r>
+        <w:rPr>
+          <w:b w:val="0"/>
+        </w:rPr>
+        <w:t xml:space="preserve"> trace.</w:t>
+      </w:r>
+    </w:p>
+    <w:p>
+      <w:pPr>
+        <w:spacing w:line="336" w:lineRule="auto" w:after="180"/>
+      </w:pPr>
+      <w:r>
+        <w:rPr>
+          <w:b w:val="0"/>
+        </w:rPr>
+        <w:t xml:space="preserve">A failure record includes trace R7, status=denied and the complete student passcode. | For this policy log </w:t>
+      </w:r>
+      <w:r>
+        <w:rPr>
+          <w:b/>
+        </w:rPr>
+        <w:t>trace ID</w:t>
+      </w:r>
+      <w:r>
+        <w:rPr>
+          <w:b w:val="0"/>
+        </w:rPr>
+        <w:t xml:space="preserve">, stage, status, duration and </w:t>
+      </w:r>
+      <w:r>
+        <w:rPr>
+          <w:b/>
+        </w:rPr>
+        <w:t>error category</w:t>
+      </w:r>
+      <w:r>
+        <w:rPr>
+          <w:b w:val="0"/>
+        </w:rPr>
+        <w:t>; do not log passcodes, student text or teacher answers.</w:t>
+      </w:r>
+    </w:p>
+    <w:p>
+      <w:pPr>
+        <w:spacing w:line="336" w:lineRule="auto" w:after="180"/>
+      </w:pPr>
+      <w:r>
+        <w:rPr>
+          <w:b w:val="0"/>
+        </w:rPr>
+        <w:t xml:space="preserve">Restrict access and declare retention. | Trace/status are useful; passcode violates the logging policy. Redact sensitive content and retain a non-sensitive </w:t>
+      </w:r>
+      <w:r>
+        <w:rPr>
+          <w:b/>
+        </w:rPr>
+        <w:t>error category</w:t>
+      </w:r>
+      <w:r>
+        <w:rPr>
+          <w:b w:val="0"/>
+        </w:rPr>
+        <w:t>.</w:t>
+      </w:r>
+    </w:p>
+    <w:p>
+      <w:pPr>
+        <w:spacing w:line="336" w:lineRule="auto" w:after="180"/>
+        <w:shd w:fill="F5F1FB"/>
+      </w:pPr>
+      <w:r>
+        <w:rPr>
+          <w:b w:val="0"/>
+        </w:rPr>
+        <w:t>Read the labels and values. Explain the relationship the model shows.</w:t>
+      </w:r>
+    </w:p>
+    <w:p>
+      <w:pPr>
+        <w:pStyle w:val="Heading3"/>
+      </w:pPr>
+      <w:r>
+        <w:t>My picture explanation, deciding evidence and one limit</w:t>
+      </w:r>
+    </w:p>
+    <w:p>
+      <w:r>
+        <w:t>________________________________________________________________</w:t>
+      </w:r>
+    </w:p>
+    <w:p>
+      <w:r>
+        <w:t>________________________________________________________________</w:t>
+      </w:r>
+    </w:p>
+    <w:p>
+      <w:r>
+        <w:t>________________________________________________________________</w:t>
+      </w:r>
+    </w:p>
+    <w:p>
+      <w:r>
+        <w:t>________________________________________________________________</w:t>
+      </w:r>
+    </w:p>
+    <w:p>
+      <w:pPr>
+        <w:pStyle w:val="Heading3"/>
+      </w:pPr>
+      <w:r>
+        <w:t>04. Change one thing. Trace what follows.</w:t>
+      </w:r>
+    </w:p>
+    <w:p>
+      <w:r>
+        <w:drawing>
+          <wp:inline xmlns:a="http://schemas.openxmlformats.org/drawingml/2006/main" xmlns:pic="http://schemas.openxmlformats.org/drawingml/2006/picture">
+            <wp:extent cx="5486400" cy="3026664"/>
+            <wp:docPr id="5" name="Picture 5" descr="Original case: Keep allowed metadata; omit private question text and names. Changed condition: A developer logs the full learner question. Expected result: That additional field violates this logging policy. Reason: Debugging convenience does not authorise storing more personal information."/>
+            <wp:cNvGraphicFramePr>
+              <a:graphicFrameLocks noChangeAspect="1"/>
+            </wp:cNvGraphicFramePr>
+            <a:graphic>
+              <a:graphicData uri="http://schemas.openxmlformats.org/drawingml/2006/picture">
+                <pic:pic>
+                  <pic:nvPicPr>
+                    <pic:cNvPr id="0" name="academy-story-ai-6-12-04.png"/>
+                    <pic:cNvPicPr/>
+                  </pic:nvPicPr>
+                  <pic:blipFill>
+                    <a:blip r:embed="rId13"/>
+                    <a:stretch>
+                      <a:fillRect/>
+                    </a:stretch>
+                  </pic:blipFill>
+                  <pic:spPr>
+                    <a:xfrm>
+                      <a:off x="0" y="0"/>
+                      <a:ext cx="5486400" cy="3026664"/>
+                    </a:xfrm>
+                    <a:prstGeom prst="rect"/>
+                  </pic:spPr>
+                </pic:pic>
+              </a:graphicData>
+            </a:graphic>
+          </wp:inline>
+        </w:drawing>
+      </w:r>
+    </w:p>
+    <w:p>
+      <w:pPr>
+        <w:spacing w:line="336" w:lineRule="auto" w:after="180"/>
+      </w:pPr>
+      <w:r>
+        <w:rPr>
+          <w:b w:val="0"/>
+        </w:rPr>
+        <w:t>Original case: Keep allowed metadata; omit private question text and names. Changed condition: A developer logs the full learner question. Expected result: That additional field violates this logging policy.</w:t>
+      </w:r>
+    </w:p>
+    <w:p>
+      <w:pPr>
+        <w:spacing w:line="336" w:lineRule="auto" w:after="180"/>
+      </w:pPr>
+      <w:r>
+        <w:rPr>
+          <w:b w:val="0"/>
+        </w:rPr>
+        <w:t>Reason: Debugging convenience does not authorise storing more personal information.</w:t>
+      </w:r>
+    </w:p>
+    <w:p>
+      <w:pPr>
+        <w:spacing w:line="336" w:lineRule="auto" w:after="180"/>
+        <w:shd w:fill="F5F1FB"/>
+      </w:pPr>
+      <w:r>
+        <w:rPr>
+          <w:b w:val="0"/>
+        </w:rPr>
+        <w:t>Predict before checking the worked changed-case result. Name what changed and what the supplied facts allow you to conclude.</w:t>
+      </w:r>
+    </w:p>
+    <w:p>
+      <w:pPr>
+        <w:pStyle w:val="Heading3"/>
+      </w:pPr>
+      <w:r>
+        <w:t>My picture explanation, deciding evidence and one limit</w:t>
+      </w:r>
+    </w:p>
+    <w:p>
+      <w:r>
+        <w:t>________________________________________________________________</w:t>
+      </w:r>
+    </w:p>
+    <w:p>
+      <w:r>
+        <w:t>________________________________________________________________</w:t>
+      </w:r>
+    </w:p>
+    <w:p>
+      <w:r>
+        <w:t>________________________________________________________________</w:t>
+      </w:r>
+    </w:p>
+    <w:p>
+      <w:r>
+        <w:t>________________________________________________________________</w:t>
+      </w:r>
+    </w:p>
+    <w:p>
+      <w:pPr>
+        <w:pStyle w:val="Heading3"/>
+      </w:pPr>
+      <w:r>
+        <w:t>05. Connect the explanation to its limit</w:t>
+      </w:r>
+    </w:p>
+    <w:p>
+      <w:r>
+        <w:drawing>
+          <wp:inline xmlns:a="http://schemas.openxmlformats.org/drawingml/2006/main" xmlns:pic="http://schemas.openxmlformats.org/drawingml/2006/picture">
+            <wp:extent cx="5486400" cy="2834640"/>
+            <wp:docPr id="6" name="Picture 6" descr="Logs record events; traces connect related events. Useful debugging fields should remain within the declared privacy policy. Limit: Trace identifiers can be linkable too; specify their access, retention and deletion rules."/>
+            <wp:cNvGraphicFramePr>
+              <a:graphicFrameLocks noChangeAspect="1"/>
+            </wp:cNvGraphicFramePr>
+            <a:graphic>
+              <a:graphicData uri="http://schemas.openxmlformats.org/drawingml/2006/picture">
+                <pic:pic>
+                  <pic:nvPicPr>
+                    <pic:cNvPr id="0" name="academy-story-ai-6-12-05.png"/>
+                    <pic:cNvPicPr/>
+                  </pic:nvPicPr>
+                  <pic:blipFill>
+                    <a:blip r:embed="rId14"/>
+                    <a:stretch>
+                      <a:fillRect/>
+                    </a:stretch>
+                  </pic:blipFill>
+                  <pic:spPr>
+                    <a:xfrm>
+                      <a:off x="0" y="0"/>
+                      <a:ext cx="5486400" cy="2834640"/>
+                    </a:xfrm>
+                    <a:prstGeom prst="rect"/>
+                  </pic:spPr>
+                </pic:pic>
+              </a:graphicData>
+            </a:graphic>
+          </wp:inline>
+        </w:drawing>
+      </w:r>
+    </w:p>
+    <w:p>
+      <w:pPr>
+        <w:spacing w:line="336" w:lineRule="auto" w:after="180"/>
+      </w:pPr>
+      <w:r>
+        <w:rPr>
+          <w:b w:val="0"/>
+        </w:rPr>
+        <w:t xml:space="preserve">Logs record events; traces connect related events. Useful debugging fields should remain within the declared privacy policy. Limit: </w:t>
+      </w:r>
+      <w:r>
+        <w:rPr>
+          <w:b/>
+        </w:rPr>
+        <w:t>Trace id</w:t>
+      </w:r>
+      <w:r>
+        <w:rPr>
+          <w:b w:val="0"/>
+        </w:rPr>
+        <w:t>entifiers can be linkable too; specify their access, retention and deletion rules.</w:t>
+      </w:r>
+    </w:p>
+    <w:p>
+      <w:pPr>
+        <w:spacing w:line="336" w:lineRule="auto" w:after="180"/>
+        <w:shd w:fill="F5F1FB"/>
+      </w:pPr>
+      <w:r>
+        <w:rPr>
+          <w:b w:val="0"/>
+        </w:rPr>
+        <w:t>Explain the case, then point to a limit on the claim.</w:t>
+      </w:r>
+    </w:p>
+    <w:p>
+      <w:pPr>
+        <w:pStyle w:val="Heading3"/>
+      </w:pPr>
+      <w:r>
+        <w:t>My picture explanation, deciding evidence and one limit</w:t>
+      </w:r>
+    </w:p>
+    <w:p>
+      <w:r>
+        <w:t>________________________________________________________________</w:t>
+      </w:r>
+    </w:p>
+    <w:p>
+      <w:r>
+        <w:t>________________________________________________________________</w:t>
+      </w:r>
+    </w:p>
+    <w:p>
+      <w:r>
+        <w:t>________________________________________________________________</w:t>
+      </w:r>
+    </w:p>
+    <w:p>
+      <w:r>
+        <w:t>________________________________________________________________</w:t>
+      </w:r>
+    </w:p>
+    <w:p>
+      <w:pPr>
+        <w:pStyle w:val="Heading3"/>
+      </w:pPr>
+      <w:r>
+        <w:t>06. Make the idea visible in your project</w:t>
+      </w:r>
+    </w:p>
+    <w:p>
+      <w:r>
+        <w:drawing>
+          <wp:inline xmlns:a="http://schemas.openxmlformats.org/drawingml/2006/main" xmlns:pic="http://schemas.openxmlformats.org/drawingml/2006/picture">
+            <wp:extent cx="5486400" cy="3529584"/>
+            <wp:docPr id="7" name="Picture 7" descr="For the Grounded Learning Service, retain an annotated trace and the changed-case result. Name the contract or evidence that makes the deciding step valid, so another team can review it. Draw your input, deciding step, result and limit. Supported question: Identify the purpose of R17, C8 and 240 ms in the trace. Which field is deliberately omitted, and why would logging the whole question violate this design?"/>
+            <wp:cNvGraphicFramePr>
+              <a:graphicFrameLocks noChangeAspect="1"/>
+            </wp:cNvGraphicFramePr>
+            <a:graphic>
+              <a:graphicData uri="http://schemas.openxmlformats.org/drawingml/2006/picture">
+                <pic:pic>
+                  <pic:nvPicPr>
+                    <pic:cNvPr id="0" name="academy-story-ai-6-12-06.png"/>
+                    <pic:cNvPicPr/>
+                  </pic:nvPicPr>
+                  <pic:blipFill>
+                    <a:blip r:embed="rId15"/>
+                    <a:stretch>
+                      <a:fillRect/>
+                    </a:stretch>
+                  </pic:blipFill>
+                  <pic:spPr>
+                    <a:xfrm>
+                      <a:off x="0" y="0"/>
+                      <a:ext cx="5486400" cy="3529584"/>
+                    </a:xfrm>
+                    <a:prstGeom prst="rect"/>
+                  </pic:spPr>
+                </pic:pic>
+              </a:graphicData>
+            </a:graphic>
+          </wp:inline>
+        </w:drawing>
+      </w:r>
+    </w:p>
+    <w:p>
+      <w:pPr>
+        <w:spacing w:line="336" w:lineRule="auto" w:after="180"/>
+      </w:pPr>
+      <w:r>
+        <w:rPr>
+          <w:b w:val="0"/>
+        </w:rPr>
+        <w:t xml:space="preserve">For the Grounded Learning Service, retain an annotated trace and the changed-case result. Name the contract or </w:t>
+      </w:r>
+      <w:r>
+        <w:rPr>
+          <w:b/>
+        </w:rPr>
+        <w:t>evidence</w:t>
+      </w:r>
+      <w:r>
+        <w:rPr>
+          <w:b w:val="0"/>
+        </w:rPr>
+        <w:t xml:space="preserve"> that makes the deciding step valid, so another team can review it.</w:t>
+      </w:r>
+    </w:p>
+    <w:p>
+      <w:pPr>
+        <w:spacing w:line="336" w:lineRule="auto" w:after="180"/>
+      </w:pPr>
+      <w:r>
+        <w:rPr>
+          <w:b w:val="0"/>
+        </w:rPr>
+        <w:t xml:space="preserve">Draw your </w:t>
+      </w:r>
+      <w:r>
+        <w:rPr>
+          <w:b/>
+        </w:rPr>
+        <w:t>input</w:t>
+      </w:r>
+      <w:r>
+        <w:rPr>
+          <w:b w:val="0"/>
+        </w:rPr>
+        <w:t>, deciding step, result and limit. Supported question: Identify the purpose of R17, C8 and 240 ms in the trace. Which field is deliberately omitted, and why would logging the whole question violate this design?</w:t>
+      </w:r>
+    </w:p>
+    <w:p>
+      <w:pPr>
+        <w:spacing w:line="336" w:lineRule="auto" w:after="180"/>
+        <w:shd w:fill="F5F1FB"/>
+      </w:pPr>
+      <w:r>
+        <w:rPr>
+          <w:b w:val="0"/>
+        </w:rPr>
+        <w:t xml:space="preserve">Draw your project trace and justify the deciding step using </w:t>
+      </w:r>
+      <w:r>
+        <w:rPr>
+          <w:b/>
+        </w:rPr>
+        <w:t>evidence</w:t>
+      </w:r>
+      <w:r>
+        <w:rPr>
+          <w:b w:val="0"/>
+        </w:rPr>
+        <w:t>.</w:t>
+      </w:r>
+    </w:p>
+    <w:p>
+      <w:pPr>
+        <w:pStyle w:val="Heading3"/>
+      </w:pPr>
+      <w:r>
+        <w:t>My picture explanation, deciding evidence and one limit</w:t>
       </w:r>
     </w:p>
     <w:p>

--- a/downloads/workbook/ai-6-week-12.docx
+++ b/downloads/workbook/ai-6-week-12.docx
@@ -168,6 +168,96 @@
     <w:p>
       <w:r>
         <w:t>________________________________________________________________</w:t>
+      </w:r>
+    </w:p>
+    <w:p>
+      <w:pPr>
+        <w:pStyle w:val="Heading3"/>
+      </w:pPr>
+      <w:r>
+        <w:t>Lesson reference for workbook practice</w:t>
+      </w:r>
+    </w:p>
+    <w:p>
+      <w:pPr>
+        <w:spacing w:line="336" w:lineRule="auto" w:after="180"/>
+        <w:shd w:fill="F1F6F8"/>
+      </w:pPr>
+      <w:r>
+        <w:rPr>
+          <w:b w:val="0"/>
+        </w:rPr>
+        <w:t>Use this reference for the original W1–W3 and W5 exercises. The separately named independent case supplies its own changed facts; use those facts for that attempt before feedback.</w:t>
+      </w:r>
+    </w:p>
+    <w:p>
+      <w:pPr>
+        <w:spacing w:line="336" w:lineRule="auto" w:after="180"/>
+      </w:pPr>
+      <w:r>
+        <w:rPr>
+          <w:b w:val="0"/>
+        </w:rPr>
+        <w:t xml:space="preserve">Logs support diagnosis, but excessive recording can expose private content. </w:t>
+      </w:r>
+      <w:r>
+        <w:rPr>
+          <w:b/>
+        </w:rPr>
+        <w:t>Trace ID</w:t>
+      </w:r>
+      <w:r>
+        <w:rPr>
+          <w:b w:val="0"/>
+        </w:rPr>
+        <w:t xml:space="preserve">s link stages without storing complete sensitive </w:t>
+      </w:r>
+      <w:r>
+        <w:rPr>
+          <w:b/>
+        </w:rPr>
+        <w:t>input</w:t>
+      </w:r>
+      <w:r>
+        <w:rPr>
+          <w:b w:val="0"/>
+        </w:rPr>
+        <w:t>s.</w:t>
+      </w:r>
+    </w:p>
+    <w:p>
+      <w:pPr>
+        <w:spacing w:line="336" w:lineRule="auto" w:after="180"/>
+      </w:pPr>
+      <w:r>
+        <w:rPr>
+          <w:b w:val="0"/>
+        </w:rPr>
+        <w:t xml:space="preserve">For this policy log </w:t>
+      </w:r>
+      <w:r>
+        <w:rPr>
+          <w:b/>
+        </w:rPr>
+        <w:t>trace ID</w:t>
+      </w:r>
+      <w:r>
+        <w:rPr>
+          <w:b w:val="0"/>
+        </w:rPr>
+        <w:t xml:space="preserve">, stage, status, duration and </w:t>
+      </w:r>
+      <w:r>
+        <w:rPr>
+          <w:b/>
+        </w:rPr>
+        <w:t>error category</w:t>
+      </w:r>
+      <w:r>
+        <w:rPr>
+          <w:b w:val="0"/>
+        </w:rPr>
+        <w:t>; do not log passcodes, student text or teacher answers. Restrict access and declare retention.</w:t>
       </w:r>
     </w:p>
     <w:p>
@@ -401,7 +491,7 @@
         <w:rPr>
           <w:b w:val="0"/>
         </w:rPr>
-        <w:t>Logs contain user essay, teacher guide, stage=lookup, duration=12ms and trace T8. Select allowed fields.</w:t>
+        <w:t>Logs contain user essay, teacher guide, stage=lookup, duration=12 ms and trace T8. Select allowed fields.</w:t>
       </w:r>
     </w:p>
     <w:p>
@@ -730,7 +820,7 @@
         <w:rPr>
           <w:b w:val="0"/>
         </w:rPr>
-        <w:t>Logs contain user essay, teacher guide, stage=lookup, duration=12ms and trace T8. Select allowed fields.</w:t>
+        <w:t>Logs contain user essay, teacher guide, stage=lookup, duration=12 ms and trace T8. Select allowed fields.</w:t>
       </w:r>
     </w:p>
     <w:p>

--- a/downloads/workbook/ai-6-week-12.docx
+++ b/downloads/workbook/ai-6-week-12.docx
@@ -25,22 +25,45 @@
         <w:pStyle w:val="Heading1"/>
       </w:pPr>
       <w:r>
-        <w:t>01. Recall and choose your starting point</w:t>
-      </w:r>
-    </w:p>
-    <w:p>
-      <w:r>
-        <w:t>Record your starting explanation for Logs traces and privacy before opening notes. Show any later correction separately.</w:t>
-      </w:r>
-    </w:p>
-    <w:p>
-      <w:pPr>
-        <w:spacing w:line="336" w:lineRule="auto" w:after="180"/>
-      </w:pPr>
-      <w:r>
-        <w:rPr>
-          <w:b w:val="0"/>
-        </w:rPr>
+        <w:t>One complete privacy-aware diagnostic record.</w:t>
+      </w:r>
+    </w:p>
+    <w:p>
+      <w:r>
+        <w:t>Keep the permitted schema, omitted content, trace purpose, span scope and control requirements together.</w:t>
+      </w:r>
+    </w:p>
+    <w:p>
+      <w:r>
+        <w:t>Recall → W1–W3/W5 → independent field selection → project diagnostic policy → delayed return.</w:t>
+      </w:r>
+    </w:p>
+    <w:p>
+      <w:pPr>
+        <w:pStyle w:val="Heading1"/>
+      </w:pPr>
+      <w:r>
+        <w:t>01. Recall · Retrieve before notes</w:t>
+      </w:r>
+    </w:p>
+    <w:p>
+      <w:r>
+        <w:t>Keep this task’s inputs,rule and response together.</w:t>
+      </w:r>
+    </w:p>
+    <w:p>
+      <w:pPr>
+        <w:pStyle w:val="Heading2"/>
+      </w:pPr>
+      <w:r>
+        <w:t>Complete task and evidence</w:t>
+      </w:r>
+    </w:p>
+    <w:p>
+      <w:pPr>
+        <w:pStyle w:val="ListBullet"/>
+      </w:pPr>
+      <w:r>
         <w:t>Try the recall before opening notes. Then use a different colour or a labelled second line to correct your explanation.</w:t>
       </w:r>
     </w:p>
@@ -54,12 +77,9 @@
     </w:p>
     <w:p>
       <w:pPr>
-        <w:spacing w:line="336" w:lineRule="auto" w:after="180"/>
-      </w:pPr>
-      <w:r>
-        <w:rPr>
-          <w:b w:val="0"/>
-        </w:rPr>
+        <w:pStyle w:val="ListBullet"/>
+      </w:pPr>
+      <w:r>
         <w:t>Without opening the old lesson, explain one key idea from Failure budgets and service objectives. Give an example and a mistake that the idea helps you avoid.</w:t>
       </w:r>
     </w:p>
@@ -96,12 +116,9 @@
     </w:p>
     <w:p>
       <w:pPr>
-        <w:spacing w:line="336" w:lineRule="auto" w:after="180"/>
-      </w:pPr>
-      <w:r>
-        <w:rPr>
-          <w:b w:val="0"/>
-        </w:rPr>
+        <w:pStyle w:val="ListBullet"/>
+      </w:pPr>
+      <w:r>
         <w:t>Without opening the old lesson, explain one key idea from Integration tests and fixtures. Give an example and a mistake that the idea helps you avoid.</w:t>
       </w:r>
     </w:p>
@@ -138,12 +155,9 @@
     </w:p>
     <w:p>
       <w:pPr>
-        <w:spacing w:line="336" w:lineRule="auto" w:after="180"/>
-      </w:pPr>
-      <w:r>
-        <w:rPr>
-          <w:b w:val="0"/>
-        </w:rPr>
+        <w:pStyle w:val="ListBullet"/>
+      </w:pPr>
+      <w:r>
         <w:t>Without opening the old lesson, explain one key idea from Least privilege and tool scopes. Give an example and a mistake that the idea helps you avoid.</w:t>
       </w:r>
     </w:p>
@@ -180,84 +194,26 @@
     </w:p>
     <w:p>
       <w:pPr>
-        <w:spacing w:line="336" w:lineRule="auto" w:after="180"/>
-        <w:shd w:fill="F1F6F8"/>
-      </w:pPr>
-      <w:r>
-        <w:rPr>
-          <w:b w:val="0"/>
-        </w:rPr>
+        <w:pStyle w:val="ListBullet"/>
+      </w:pPr>
+      <w:r>
         <w:t>Use this reference for the original W1–W3 and W5 exercises. The separately named independent case supplies its own changed facts; use those facts for that attempt before feedback.</w:t>
       </w:r>
     </w:p>
     <w:p>
       <w:pPr>
-        <w:spacing w:line="336" w:lineRule="auto" w:after="180"/>
-      </w:pPr>
-      <w:r>
-        <w:rPr>
-          <w:b w:val="0"/>
-        </w:rPr>
-        <w:t xml:space="preserve">Logs support diagnosis, but excessive recording can expose private content. </w:t>
-      </w:r>
-      <w:r>
-        <w:rPr>
-          <w:b/>
-        </w:rPr>
-        <w:t>Trace ID</w:t>
-      </w:r>
-      <w:r>
-        <w:rPr>
-          <w:b w:val="0"/>
-        </w:rPr>
-        <w:t xml:space="preserve">s link stages without storing complete sensitive </w:t>
-      </w:r>
-      <w:r>
-        <w:rPr>
-          <w:b/>
-        </w:rPr>
-        <w:t>input</w:t>
-      </w:r>
-      <w:r>
-        <w:rPr>
-          <w:b w:val="0"/>
-        </w:rPr>
-        <w:t>s.</w:t>
-      </w:r>
-    </w:p>
-    <w:p>
-      <w:pPr>
-        <w:spacing w:line="336" w:lineRule="auto" w:after="180"/>
-      </w:pPr>
-      <w:r>
-        <w:rPr>
-          <w:b w:val="0"/>
-        </w:rPr>
-        <w:t xml:space="preserve">For this policy log </w:t>
-      </w:r>
-      <w:r>
-        <w:rPr>
-          <w:b/>
-        </w:rPr>
-        <w:t>trace ID</w:t>
-      </w:r>
-      <w:r>
-        <w:rPr>
-          <w:b w:val="0"/>
-        </w:rPr>
-        <w:t xml:space="preserve">, stage, status, duration and </w:t>
-      </w:r>
-      <w:r>
-        <w:rPr>
-          <w:b/>
-        </w:rPr>
-        <w:t>error category</w:t>
-      </w:r>
-      <w:r>
-        <w:rPr>
-          <w:b w:val="0"/>
-        </w:rPr>
-        <w:t>; do not log passcodes, student text or teacher answers. Restrict access and declare retention.</w:t>
+        <w:pStyle w:val="ListBullet"/>
+      </w:pPr>
+      <w:r>
+        <w:t>Logs support diagnosis, but excessive recording can expose private content. Trace IDs link stages without storing complete sensitive inputs.</w:t>
+      </w:r>
+    </w:p>
+    <w:p>
+      <w:pPr>
+        <w:pStyle w:val="ListBullet"/>
+      </w:pPr>
+      <w:r>
+        <w:t>For this policy log trace ID, stage, status, duration and error category; do not log passcodes, student text or teacher answers. Restrict access and declare retention.</w:t>
       </w:r>
     </w:p>
     <w:p>
@@ -265,123 +221,44 @@
         <w:pStyle w:val="Heading1"/>
       </w:pPr>
       <w:r>
-        <w:t>02. Practise with fading help</w:t>
-      </w:r>
-    </w:p>
-    <w:p>
-      <w:r>
-        <w:t>Complete the supported Logs traces and privacy trace and record the first step you can explain without help.</w:t>
-      </w:r>
-    </w:p>
-    <w:p>
-      <w:pPr>
-        <w:spacing w:line="336" w:lineRule="auto" w:after="180"/>
-      </w:pPr>
-      <w:r>
-        <w:rPr>
-          <w:b w:val="0"/>
-        </w:rPr>
-        <w:t>Use W2: Trace the worked case for Logs traces and privacy. Record the answer once; the lesson and workbook refer to the same attempt.</w:t>
-      </w:r>
-    </w:p>
-    <w:tbl>
-      <w:tblPr>
-        <w:tblStyle w:val="LightShading-Accent1"/>
-        <w:tblW w:type="auto" w:w="0"/>
-        <w:tblLook w:firstColumn="1" w:firstRow="1" w:lastColumn="0" w:lastRow="0" w:noHBand="0" w:noVBand="1" w:val="04A0"/>
-      </w:tblPr>
-      <w:tblGrid>
-        <w:gridCol w:w="2556"/>
-        <w:gridCol w:w="2556"/>
-        <w:gridCol w:w="2556"/>
-        <w:gridCol w:w="2556"/>
-      </w:tblGrid>
-      <w:tr>
-        <w:trPr>
-          <w:tblHeader/>
-        </w:trPr>
-        <w:tc>
-          <w:tcPr>
-            <w:tcW w:type="dxa" w:w="2556"/>
-          </w:tcPr>
-          <w:p>
-            <w:r>
-              <w:t>Given inputs</w:t>
-            </w:r>
-          </w:p>
-        </w:tc>
-        <w:tc>
-          <w:tcPr>
-            <w:tcW w:type="dxa" w:w="2556"/>
-          </w:tcPr>
-          <w:p>
-            <w:r>
-              <w:t>Procedure I chose</w:t>
-            </w:r>
-          </w:p>
-        </w:tc>
-        <w:tc>
-          <w:tcPr>
-            <w:tcW w:type="dxa" w:w="2556"/>
-          </w:tcPr>
-          <w:p>
-            <w:r>
-              <w:t>Middle steps</w:t>
-            </w:r>
-          </w:p>
-        </w:tc>
-        <w:tc>
-          <w:tcPr>
-            <w:tcW w:type="dxa" w:w="2556"/>
-          </w:tcPr>
-          <w:p>
-            <w:r>
-              <w:t>Result and check</w:t>
-            </w:r>
-          </w:p>
-        </w:tc>
-      </w:tr>
-      <w:tr>
-        <w:tc>
-          <w:tcPr>
-            <w:tcW w:type="dxa" w:w="2556"/>
-          </w:tcPr>
-          <w:p>
-            <w:r/>
-          </w:p>
-        </w:tc>
-        <w:tc>
-          <w:tcPr>
-            <w:tcW w:type="dxa" w:w="2556"/>
-          </w:tcPr>
-          <w:p>
-            <w:r/>
-          </w:p>
-        </w:tc>
-        <w:tc>
-          <w:tcPr>
-            <w:tcW w:type="dxa" w:w="2556"/>
-          </w:tcPr>
-          <w:p>
-            <w:r/>
-          </w:p>
-        </w:tc>
-        <w:tc>
-          <w:tcPr>
-            <w:tcW w:type="dxa" w:w="2556"/>
-          </w:tcPr>
-          <w:p>
-            <w:r/>
-          </w:p>
-        </w:tc>
-      </w:tr>
-    </w:tbl>
+        <w:t>05. W1 · Explain the current example</w:t>
+      </w:r>
+    </w:p>
+    <w:p>
+      <w:r>
+        <w:t>Keep this task’s inputs,rule and response together.</w:t>
+      </w:r>
+    </w:p>
+    <w:p>
+      <w:pPr>
+        <w:pStyle w:val="Heading2"/>
+      </w:pPr>
+      <w:r>
+        <w:t>Complete task and evidence</w:t>
+      </w:r>
+    </w:p>
+    <w:p>
+      <w:pPr>
+        <w:pStyle w:val="ListBullet"/>
+      </w:pPr>
+      <w:r>
+        <w:t>Main logging policy allows trace ID, stage, status, duration and non-sensitive error category; excludes passcodes, raw student text and teacher answers. Main R7 denied event should keep controlled metadata, not complete passcode. Local mock supplies stage authorize, duration 3 ms, error permission_denied; no actual timing observed. Build a new explicit record and never print/serialize the raw placeholder mock. Retain a policy-compliant diagnostic artifact rather than a private raw record. Separate picture trace R17 links request/retrieval/validation; its explicit retrieval policy permits source C8. Request 240 ms, lookup 80 ms, validation 20 ms are supplied mock spans, which can overlap/nest; 240is one request value, not a service average. No timer or live log operation occurs. Field/value checks do not establish anonymity: trace/source IDs can be linkable. Access by designated classroom reviewer and deletion after exercise are declared requirements, not implemented controls. No real credentials or private records used.</w:t>
+      </w:r>
+    </w:p>
+    <w:p>
+      <w:pPr>
+        <w:pStyle w:val="ListBullet"/>
+      </w:pPr>
+      <w:r>
+        <w:t>Explain the weekly mechanism in your own words. Use the worked scenario to name its input, decision rule and output.</w:t>
+      </w:r>
+    </w:p>
     <w:p>
       <w:pPr>
         <w:pStyle w:val="Heading3"/>
       </w:pPr>
       <w:r>
-        <w:t>The step I completed without help, and the hint I needed</w:t>
+        <w:t>My reasoning and evidence</w:t>
       </w:r>
     </w:p>
     <w:p>
@@ -400,38 +277,55 @@
       </w:r>
     </w:p>
     <w:p>
+      <w:r>
+        <w:t>________________________________________________________________</w:t>
+      </w:r>
+    </w:p>
+    <w:p>
+      <w:r>
+        <w:t>________________________________________________________________</w:t>
+      </w:r>
+    </w:p>
+    <w:p>
+      <w:r>
+        <w:t>________________________________________________________________</w:t>
+      </w:r>
+    </w:p>
+    <w:p>
       <w:pPr>
         <w:pStyle w:val="Heading1"/>
       </w:pPr>
       <w:r>
-        <w:t>03. Individual reasoning check</w:t>
-      </w:r>
-    </w:p>
-    <w:p>
-      <w:r>
-        <w:t>Check the proposed Logs traces and privacy explanation against the supplied facts before discussing it.</w:t>
-      </w:r>
-    </w:p>
-    <w:p>
-      <w:pPr>
-        <w:spacing w:line="336" w:lineRule="auto" w:after="180"/>
-      </w:pPr>
-      <w:r>
-        <w:rPr>
-          <w:b w:val="0"/>
-        </w:rPr>
-        <w:t>Use the worked case for Logs traces and privacy. Proposed explanation: “The worked result establishes every future case”. Decide whether this explanation is supported.</w:t>
-      </w:r>
-    </w:p>
-    <w:p>
-      <w:pPr>
-        <w:spacing w:line="336" w:lineRule="auto" w:after="180"/>
-      </w:pPr>
-      <w:r>
-        <w:rPr>
-          <w:b w:val="0"/>
-        </w:rPr>
-        <w:t>Point to the step or supplied fact that decides; explain your repair if needed.</w:t>
+        <w:t>06. W2 · Trace the calculation</w:t>
+      </w:r>
+    </w:p>
+    <w:p>
+      <w:r>
+        <w:t>Keep this task’s inputs,rule and response together.</w:t>
+      </w:r>
+    </w:p>
+    <w:p>
+      <w:pPr>
+        <w:pStyle w:val="Heading2"/>
+      </w:pPr>
+      <w:r>
+        <w:t>Complete task and evidence</w:t>
+      </w:r>
+    </w:p>
+    <w:p>
+      <w:pPr>
+        <w:pStyle w:val="ListBullet"/>
+      </w:pPr>
+      <w:r>
+        <w:t>Main logging policy allows trace ID, stage, status, duration and non-sensitive error category; excludes passcodes, raw student text and teacher answers. Main R7 denied event should keep controlled metadata, not complete passcode. Local mock supplies stage authorize, duration 3 ms, error permission_denied; no actual timing observed. Build a new explicit record and never print/serialize the raw placeholder mock. Retain a policy-compliant diagnostic artifact rather than a private raw record. Separate picture trace R17 links request/retrieval/validation; its explicit retrieval policy permits source C8. Request 240 ms, lookup 80 ms, validation 20 ms are supplied mock spans, which can overlap/nest; 240is one request value, not a service average. No timer or live log operation occurs. Field/value checks do not establish anonymity: trace/source IDs can be linkable. Access by designated classroom reviewer and deletion after exercise are declared requirements, not implemented controls. No real credentials or private records used.</w:t>
+      </w:r>
+    </w:p>
+    <w:p>
+      <w:pPr>
+        <w:pStyle w:val="ListBullet"/>
+      </w:pPr>
+      <w:r>
+        <w:t>A failure record includes trace R7, status=denied and the complete student passcode. Show the intermediate steps and give the conclusion with its scope.</w:t>
       </w:r>
     </w:p>
     <w:p>
@@ -439,7 +333,7 @@
         <w:pStyle w:val="Heading3"/>
       </w:pPr>
       <w:r>
-        <w:t>My explanation before partner discussion</w:t>
+        <w:t>My reasoning and evidence</w:t>
       </w:r>
     </w:p>
     <w:p>
@@ -463,16 +357,55 @@
       </w:r>
     </w:p>
     <w:p>
+      <w:r>
+        <w:t>________________________________________________________________</w:t>
+      </w:r>
+    </w:p>
+    <w:p>
+      <w:r>
+        <w:t>________________________________________________________________</w:t>
+      </w:r>
+    </w:p>
+    <w:p>
+      <w:r>
+        <w:t>________________________________________________________________</w:t>
+      </w:r>
+    </w:p>
+    <w:p>
       <w:pPr>
         <w:pStyle w:val="Heading1"/>
       </w:pPr>
       <w:r>
-        <w:t>04. Independent transfer case</w:t>
-      </w:r>
-    </w:p>
-    <w:p>
-      <w:r>
-        <w:t>Write one first attempt at the reserved independent case before feedback. Repeated copies of that case refer to the same recorded attempt.</w:t>
+        <w:t>07. W3 · Repair a misconception</w:t>
+      </w:r>
+    </w:p>
+    <w:p>
+      <w:r>
+        <w:t>Keep this task’s inputs,rule and response together.</w:t>
+      </w:r>
+    </w:p>
+    <w:p>
+      <w:pPr>
+        <w:pStyle w:val="Heading2"/>
+      </w:pPr>
+      <w:r>
+        <w:t>Complete task and evidence</w:t>
+      </w:r>
+    </w:p>
+    <w:p>
+      <w:pPr>
+        <w:pStyle w:val="ListBullet"/>
+      </w:pPr>
+      <w:r>
+        <w:t>Main logging policy allows trace ID, stage, status, duration and non-sensitive error category; excludes passcodes, raw student text and teacher answers. Main R7 denied event should keep controlled metadata, not complete passcode. Local mock supplies stage authorize, duration 3 ms, error permission_denied; no actual timing observed. Build a new explicit record and never print/serialize the raw placeholder mock. Retain a policy-compliant diagnostic artifact rather than a private raw record. Separate picture trace R17 links request/retrieval/validation; its explicit retrieval policy permits source C8. Request 240 ms, lookup 80 ms, validation 20 ms are supplied mock spans, which can overlap/nest; 240is one request value, not a service average. No timer or live log operation occurs. Field/value checks do not establish anonymity: trace/source IDs can be linkable. Access by designated classroom reviewer and deletion after exercise are declared requirements, not implemented controls. No real credentials or private records used.</w:t>
+      </w:r>
+    </w:p>
+    <w:p>
+      <w:pPr>
+        <w:pStyle w:val="ListBullet"/>
+      </w:pPr>
+      <w:r>
+        <w:t>A report omits this qualification: A trace ID can still be linkable; minimisation and role-controlled access remain necessary. Explain how omitting it could change a reader's interpretation, and write an accurate replacement.</w:t>
       </w:r>
     </w:p>
     <w:p>
@@ -480,17 +413,153 @@
         <w:pStyle w:val="Heading3"/>
       </w:pPr>
       <w:r>
+        <w:t>My reasoning and evidence</w:t>
+      </w:r>
+    </w:p>
+    <w:p>
+      <w:r>
+        <w:t>________________________________________________________________</w:t>
+      </w:r>
+    </w:p>
+    <w:p>
+      <w:r>
+        <w:t>________________________________________________________________</w:t>
+      </w:r>
+    </w:p>
+    <w:p>
+      <w:r>
+        <w:t>________________________________________________________________</w:t>
+      </w:r>
+    </w:p>
+    <w:p>
+      <w:r>
+        <w:t>________________________________________________________________</w:t>
+      </w:r>
+    </w:p>
+    <w:p>
+      <w:r>
+        <w:t>________________________________________________________________</w:t>
+      </w:r>
+    </w:p>
+    <w:p>
+      <w:r>
+        <w:t>________________________________________________________________</w:t>
+      </w:r>
+    </w:p>
+    <w:p>
+      <w:pPr>
+        <w:pStyle w:val="Heading1"/>
+      </w:pPr>
+      <w:r>
+        <w:t>09. W5 · Explain the limitation</w:t>
+      </w:r>
+    </w:p>
+    <w:p>
+      <w:r>
+        <w:t>Keep this task’s inputs,rule and response together.</w:t>
+      </w:r>
+    </w:p>
+    <w:p>
+      <w:pPr>
+        <w:pStyle w:val="Heading2"/>
+      </w:pPr>
+      <w:r>
+        <w:t>Complete task and evidence</w:t>
+      </w:r>
+    </w:p>
+    <w:p>
+      <w:pPr>
+        <w:pStyle w:val="ListBullet"/>
+      </w:pPr>
+      <w:r>
+        <w:t>Main logging policy allows trace ID, stage, status, duration and non-sensitive error category; excludes passcodes, raw student text and teacher answers. Main R7 denied event should keep controlled metadata, not complete passcode. Local mock supplies stage authorize, duration 3 ms, error permission_denied; no actual timing observed. Build a new explicit record and never print/serialize the raw placeholder mock. Retain a policy-compliant diagnostic artifact rather than a private raw record. Separate picture trace R17 links request/retrieval/validation; its explicit retrieval policy permits source C8. Request 240 ms, lookup 80 ms, validation 20 ms are supplied mock spans, which can overlap/nest; 240is one request value, not a service average. No timer or live log operation occurs. Field/value checks do not establish anonymity: trace/source IDs can be linkable. Access by designated classroom reviewer and deletion after exercise are declared requirements, not implemented controls. No real credentials or private records used.</w:t>
+      </w:r>
+    </w:p>
+    <w:p>
+      <w:pPr>
+        <w:pStyle w:val="ListBullet"/>
+      </w:pPr>
+      <w:r>
+        <w:t>For the worked scenario, propose one additional case that could reveal a failure, describe its expected outcome before running it, and explain what would need to remain fixed for a fair comparison. Do not reuse W4 as a new final test after receiving feedback.</w:t>
+      </w:r>
+    </w:p>
+    <w:p>
+      <w:pPr>
+        <w:pStyle w:val="Heading3"/>
+      </w:pPr>
+      <w:r>
+        <w:t>My reasoning and evidence</w:t>
+      </w:r>
+    </w:p>
+    <w:p>
+      <w:r>
+        <w:t>________________________________________________________________</w:t>
+      </w:r>
+    </w:p>
+    <w:p>
+      <w:r>
+        <w:t>________________________________________________________________</w:t>
+      </w:r>
+    </w:p>
+    <w:p>
+      <w:r>
+        <w:t>________________________________________________________________</w:t>
+      </w:r>
+    </w:p>
+    <w:p>
+      <w:r>
+        <w:t>________________________________________________________________</w:t>
+      </w:r>
+    </w:p>
+    <w:p>
+      <w:r>
+        <w:t>________________________________________________________________</w:t>
+      </w:r>
+    </w:p>
+    <w:p>
+      <w:r>
+        <w:t>________________________________________________________________</w:t>
+      </w:r>
+    </w:p>
+    <w:p>
+      <w:r>
+        <w:t>________________________________________________________________</w:t>
+      </w:r>
+    </w:p>
+    <w:p>
+      <w:pPr>
+        <w:pStyle w:val="Heading1"/>
+      </w:pPr>
+      <w:r>
+        <w:t>04. Try alone · Selected transfer</w:t>
+      </w:r>
+    </w:p>
+    <w:p>
+      <w:r>
+        <w:t>Keep this task’s inputs,rule and response together.</w:t>
+      </w:r>
+    </w:p>
+    <w:p>
+      <w:pPr>
+        <w:pStyle w:val="Heading2"/>
+      </w:pPr>
+      <w:r>
+        <w:t>Complete task and evidence</w:t>
+      </w:r>
+    </w:p>
+    <w:p>
+      <w:pPr>
+        <w:pStyle w:val="Heading3"/>
+      </w:pPr>
+      <w:r>
         <w:t>Independent case: Apply a new case independently</w:t>
       </w:r>
     </w:p>
     <w:p>
       <w:pPr>
-        <w:spacing w:line="336" w:lineRule="auto" w:after="180"/>
-      </w:pPr>
-      <w:r>
-        <w:rPr>
-          <w:b w:val="0"/>
-        </w:rPr>
+        <w:pStyle w:val="ListBullet"/>
+      </w:pPr>
+      <w:r>
         <w:t>Logs contain user essay, teacher guide, stage=lookup, duration=12 ms and trace T8. Select allowed fields.</w:t>
       </w:r>
     </w:p>
@@ -539,12 +608,9 @@
     </w:p>
     <w:p>
       <w:pPr>
-        <w:spacing w:line="336" w:lineRule="auto" w:after="180"/>
-      </w:pPr>
-      <w:r>
-        <w:rPr>
-          <w:b w:val="0"/>
-        </w:rPr>
+        <w:pStyle w:val="ListBullet"/>
+      </w:pPr>
+      <w:r>
         <w:t>Attempt this case before feedback. Record any help. Earlier examples below are further practice; a case already practised with feedback cannot establish fresh transfer.</w:t>
       </w:r>
     </w:p>
@@ -553,59 +619,28 @@
         <w:pStyle w:val="Heading1"/>
       </w:pPr>
       <w:r>
-        <w:t>05. W1 Explain the mechanism</w:t>
-      </w:r>
-    </w:p>
-    <w:p>
-      <w:r>
-        <w:t>Explain the mechanism. Apply the supplied Logs traces and privacy facts and keep your reasoning.</w:t>
-      </w:r>
-    </w:p>
-    <w:p>
-      <w:pPr>
-        <w:spacing w:line="336" w:lineRule="auto" w:after="180"/>
-      </w:pPr>
-      <w:r>
-        <w:rPr>
-          <w:b w:val="0"/>
-        </w:rPr>
-        <w:t xml:space="preserve">Explain the weekly </w:t>
-      </w:r>
-      <w:r>
-        <w:rPr>
-          <w:b/>
-        </w:rPr>
-        <w:t>mechanism</w:t>
-      </w:r>
-      <w:r>
-        <w:rPr>
-          <w:b w:val="0"/>
-        </w:rPr>
-        <w:t xml:space="preserve"> in your own words. Use the worked scenario to name its </w:t>
-      </w:r>
-      <w:r>
-        <w:rPr>
-          <w:b/>
-        </w:rPr>
-        <w:t>input</w:t>
-      </w:r>
-      <w:r>
-        <w:rPr>
-          <w:b w:val="0"/>
-        </w:rPr>
-        <w:t xml:space="preserve">, decision rule and </w:t>
-      </w:r>
-      <w:r>
-        <w:rPr>
-          <w:b/>
-        </w:rPr>
-        <w:t>output</w:t>
-      </w:r>
-      <w:r>
-        <w:rPr>
-          <w:b w:val="0"/>
-        </w:rPr>
-        <w:t>.</w:t>
+        <w:t>10. Project · Keep the service evidence</w:t>
+      </w:r>
+    </w:p>
+    <w:p>
+      <w:r>
+        <w:t>Preserve the contract, inputs, observed outcomes and limits.</w:t>
+      </w:r>
+    </w:p>
+    <w:p>
+      <w:pPr>
+        <w:pStyle w:val="Heading2"/>
+      </w:pPr>
+      <w:r>
+        <w:t>Complete task and evidence</w:t>
+      </w:r>
+    </w:p>
+    <w:p>
+      <w:pPr>
+        <w:pStyle w:val="ListBullet"/>
+      </w:pPr>
+      <w:r>
+        <w:t>Add a labelled logs traces and privacy evidence sheet to Grounded Learning Service. Show how you can explain the mechanism and terminology of logs traces and privacy. Use the supplied fictional case and keep its inputs, intermediate steps, calculation or prediction, and limitation. Connect this record to last week’s record; a matching answer without a trace is insufficient.</w:t>
       </w:r>
     </w:p>
     <w:p>
@@ -613,7 +648,7 @@
         <w:pStyle w:val="Heading3"/>
       </w:pPr>
       <w:r>
-        <w:t>My reasoning and evidence</w:t>
+        <w:t>My project change, supporting evidence and remaining limit</w:t>
       </w:r>
     </w:p>
     <w:p>
@@ -651,436 +686,20 @@
         <w:pStyle w:val="Heading1"/>
       </w:pPr>
       <w:r>
-        <w:t>06. W2 Trace the worked case</w:t>
-      </w:r>
-    </w:p>
-    <w:p>
-      <w:r>
-        <w:t>Trace the worked case. Apply the supplied Logs traces and privacy facts and keep your reasoning.</w:t>
-      </w:r>
-    </w:p>
-    <w:p>
-      <w:pPr>
-        <w:spacing w:line="336" w:lineRule="auto" w:after="180"/>
-      </w:pPr>
-      <w:r>
-        <w:rPr>
-          <w:b w:val="0"/>
-        </w:rPr>
-        <w:t>A failure record includes trace R7, status=denied and the complete student passcode. Show the intermediate steps and give the conclusion with its scope.</w:t>
-      </w:r>
-    </w:p>
-    <w:p>
-      <w:pPr>
-        <w:pStyle w:val="Heading3"/>
-      </w:pPr>
-      <w:r>
-        <w:t>My reasoning and evidence</w:t>
-      </w:r>
-    </w:p>
-    <w:p>
-      <w:r>
-        <w:t>________________________________________________________________</w:t>
-      </w:r>
-    </w:p>
-    <w:p>
-      <w:r>
-        <w:t>________________________________________________________________</w:t>
-      </w:r>
-    </w:p>
-    <w:p>
-      <w:r>
-        <w:t>________________________________________________________________</w:t>
-      </w:r>
-    </w:p>
-    <w:p>
-      <w:r>
-        <w:t>________________________________________________________________</w:t>
-      </w:r>
-    </w:p>
-    <w:p>
-      <w:r>
-        <w:t>________________________________________________________________</w:t>
-      </w:r>
-    </w:p>
-    <w:p>
-      <w:r>
-        <w:t>________________________________________________________________</w:t>
-      </w:r>
-    </w:p>
-    <w:p>
-      <w:r>
-        <w:t>________________________________________________________________</w:t>
-      </w:r>
-    </w:p>
-    <w:p>
-      <w:pPr>
-        <w:pStyle w:val="Heading1"/>
-      </w:pPr>
-      <w:r>
-        <w:t>07. W3 Audit the limit</w:t>
-      </w:r>
-    </w:p>
-    <w:p>
-      <w:r>
-        <w:t>Audit the limit. Apply the supplied Logs traces and privacy facts and keep your reasoning.</w:t>
-      </w:r>
-    </w:p>
-    <w:p>
-      <w:pPr>
-        <w:spacing w:line="336" w:lineRule="auto" w:after="180"/>
-      </w:pPr>
-      <w:r>
-        <w:rPr>
-          <w:b w:val="0"/>
-        </w:rPr>
-        <w:t xml:space="preserve">A report omits this qualification: A </w:t>
-      </w:r>
-      <w:r>
-        <w:rPr>
-          <w:b/>
-        </w:rPr>
-        <w:t>trace ID</w:t>
-      </w:r>
-      <w:r>
-        <w:rPr>
-          <w:b w:val="0"/>
-        </w:rPr>
-        <w:t xml:space="preserve"> can still be linkable; </w:t>
-      </w:r>
-      <w:r>
-        <w:rPr>
-          <w:b/>
-        </w:rPr>
-        <w:t>minimisation</w:t>
-      </w:r>
-      <w:r>
-        <w:rPr>
-          <w:b w:val="0"/>
-        </w:rPr>
-        <w:t xml:space="preserve"> and role-controlled access remain necessary. Explain how omitting it could change a reader's interpretation, and write an accurate replacement.</w:t>
-      </w:r>
-    </w:p>
-    <w:p>
-      <w:pPr>
-        <w:pStyle w:val="Heading3"/>
-      </w:pPr>
-      <w:r>
-        <w:t>My reasoning and evidence</w:t>
-      </w:r>
-    </w:p>
-    <w:p>
-      <w:r>
-        <w:t>________________________________________________________________</w:t>
-      </w:r>
-    </w:p>
-    <w:p>
-      <w:r>
-        <w:t>________________________________________________________________</w:t>
-      </w:r>
-    </w:p>
-    <w:p>
-      <w:r>
-        <w:t>________________________________________________________________</w:t>
-      </w:r>
-    </w:p>
-    <w:p>
-      <w:r>
-        <w:t>________________________________________________________________</w:t>
-      </w:r>
-    </w:p>
-    <w:p>
-      <w:r>
-        <w:t>________________________________________________________________</w:t>
-      </w:r>
-    </w:p>
-    <w:p>
-      <w:r>
-        <w:t>________________________________________________________________</w:t>
-      </w:r>
-    </w:p>
-    <w:p>
-      <w:pPr>
-        <w:pStyle w:val="Heading1"/>
-      </w:pPr>
-      <w:r>
-        <w:t>08. W4 Apply a new case independently</w:t>
-      </w:r>
-    </w:p>
-    <w:p>
-      <w:r>
-        <w:t>Attempt before feedback. If this repeats the selected independent case, reuse that first attempt; otherwise keep a separate record. Apply a new case independently. Apply the supplied Logs traces and privacy facts and keep your reasoning.</w:t>
-      </w:r>
-    </w:p>
-    <w:p>
-      <w:pPr>
-        <w:spacing w:line="336" w:lineRule="auto" w:after="180"/>
-      </w:pPr>
-      <w:r>
-        <w:rPr>
-          <w:b w:val="0"/>
-        </w:rPr>
-        <w:t>Logs contain user essay, teacher guide, stage=lookup, duration=12 ms and trace T8. Select allowed fields.</w:t>
-      </w:r>
-    </w:p>
-    <w:p>
-      <w:pPr>
-        <w:pStyle w:val="Heading3"/>
-      </w:pPr>
-      <w:r>
-        <w:t>My reasoning and evidence</w:t>
-      </w:r>
-    </w:p>
-    <w:p>
-      <w:r>
-        <w:t>________________________________________________________________</w:t>
-      </w:r>
-    </w:p>
-    <w:p>
-      <w:r>
-        <w:t>________________________________________________________________</w:t>
-      </w:r>
-    </w:p>
-    <w:p>
-      <w:r>
-        <w:t>________________________________________________________________</w:t>
-      </w:r>
-    </w:p>
-    <w:p>
-      <w:r>
-        <w:t>________________________________________________________________</w:t>
-      </w:r>
-    </w:p>
-    <w:p>
-      <w:r>
-        <w:t>________________________________________________________________</w:t>
-      </w:r>
-    </w:p>
-    <w:p>
-      <w:r>
-        <w:t>________________________________________________________________</w:t>
-      </w:r>
-    </w:p>
-    <w:p>
-      <w:r>
-        <w:t>________________________________________________________________</w:t>
-      </w:r>
-    </w:p>
-    <w:p>
-      <w:r>
-        <w:t>________________________________________________________________</w:t>
-      </w:r>
-    </w:p>
-    <w:p>
-      <w:pPr>
-        <w:pStyle w:val="Heading1"/>
-      </w:pPr>
-      <w:r>
-        <w:t>09. W5 Design a revealing follow-up</w:t>
-      </w:r>
-    </w:p>
-    <w:p>
-      <w:r>
-        <w:t>Design a revealing follow-up. Apply the supplied Logs traces and privacy facts and keep your reasoning.</w:t>
-      </w:r>
-    </w:p>
-    <w:p>
-      <w:pPr>
-        <w:spacing w:line="336" w:lineRule="auto" w:after="180"/>
-      </w:pPr>
-      <w:r>
-        <w:rPr>
-          <w:b w:val="0"/>
-        </w:rPr>
-        <w:t>For the worked scenario, propose one additional case that could reveal a failure, describe its expected outcome before running it, and explain what would need to remain fixed for a fair comparison.</w:t>
-      </w:r>
-    </w:p>
-    <w:p>
-      <w:pPr>
-        <w:spacing w:line="336" w:lineRule="auto" w:after="180"/>
-      </w:pPr>
-      <w:r>
-        <w:rPr>
-          <w:b w:val="0"/>
-        </w:rPr>
-        <w:t>Do not reuse W4 as a new final test after receiving feedback.</w:t>
-      </w:r>
-    </w:p>
-    <w:p>
-      <w:pPr>
-        <w:pStyle w:val="Heading3"/>
-      </w:pPr>
-      <w:r>
-        <w:t>My reasoning and evidence</w:t>
-      </w:r>
-    </w:p>
-    <w:p>
-      <w:r>
-        <w:t>________________________________________________________________</w:t>
-      </w:r>
-    </w:p>
-    <w:p>
-      <w:r>
-        <w:t>________________________________________________________________</w:t>
-      </w:r>
-    </w:p>
-    <w:p>
-      <w:r>
-        <w:t>________________________________________________________________</w:t>
-      </w:r>
-    </w:p>
-    <w:p>
-      <w:r>
-        <w:t>________________________________________________________________</w:t>
-      </w:r>
-    </w:p>
-    <w:p>
-      <w:r>
-        <w:t>________________________________________________________________</w:t>
-      </w:r>
-    </w:p>
-    <w:p>
-      <w:r>
-        <w:t>________________________________________________________________</w:t>
-      </w:r>
-    </w:p>
-    <w:p>
-      <w:r>
-        <w:t>________________________________________________________________</w:t>
-      </w:r>
-    </w:p>
-    <w:p>
-      <w:pPr>
-        <w:pStyle w:val="Heading1"/>
-      </w:pPr>
-      <w:r>
-        <w:t>10. Project checkpoint and reflection</w:t>
-      </w:r>
-    </w:p>
-    <w:p>
-      <w:r>
-        <w:t>Connect Logs traces and privacy to Grounded Learning Service, identify a limit and choose the next useful test.</w:t>
-      </w:r>
-    </w:p>
-    <w:p>
-      <w:pPr>
-        <w:spacing w:line="336" w:lineRule="auto" w:after="180"/>
-      </w:pPr>
-      <w:r>
-        <w:rPr>
-          <w:b w:val="0"/>
-        </w:rPr>
-        <w:t xml:space="preserve">Add a labelled logs traces and privacy </w:t>
-      </w:r>
-      <w:r>
-        <w:rPr>
-          <w:b/>
-        </w:rPr>
-        <w:t>evidence</w:t>
-      </w:r>
-      <w:r>
-        <w:rPr>
-          <w:b w:val="0"/>
-        </w:rPr>
-        <w:t xml:space="preserve"> sheet to Grounded Learning Service. Show how you can explain the </w:t>
-      </w:r>
-      <w:r>
-        <w:rPr>
-          <w:b/>
-        </w:rPr>
-        <w:t>mechanism</w:t>
-      </w:r>
-      <w:r>
-        <w:rPr>
-          <w:b w:val="0"/>
-        </w:rPr>
-        <w:t xml:space="preserve"> and terminology of logs traces and privacy.</w:t>
-      </w:r>
-    </w:p>
-    <w:p>
-      <w:pPr>
-        <w:spacing w:line="336" w:lineRule="auto" w:after="180"/>
-      </w:pPr>
-      <w:r>
-        <w:rPr>
-          <w:b w:val="0"/>
-        </w:rPr>
-        <w:t xml:space="preserve">Use the supplied fictional case and keep its </w:t>
-      </w:r>
-      <w:r>
-        <w:rPr>
-          <w:b/>
-        </w:rPr>
-        <w:t>input</w:t>
-      </w:r>
-      <w:r>
-        <w:rPr>
-          <w:b w:val="0"/>
-        </w:rPr>
-        <w:t xml:space="preserve">s, intermediate steps, calculation or </w:t>
-      </w:r>
-      <w:r>
-        <w:rPr>
-          <w:b/>
-        </w:rPr>
-        <w:t>prediction</w:t>
-      </w:r>
-      <w:r>
-        <w:rPr>
-          <w:b w:val="0"/>
-        </w:rPr>
-        <w:t>, and limitation. Connect this record to last week’s record; a matching answer without a trace is insufficient.</w:t>
-      </w:r>
-    </w:p>
-    <w:p>
-      <w:pPr>
-        <w:pStyle w:val="Heading3"/>
-      </w:pPr>
-      <w:r>
-        <w:t>My project change, supporting evidence and remaining limit</w:t>
-      </w:r>
-    </w:p>
-    <w:p>
-      <w:r>
-        <w:t>________________________________________________________________</w:t>
-      </w:r>
-    </w:p>
-    <w:p>
-      <w:r>
-        <w:t>________________________________________________________________</w:t>
-      </w:r>
-    </w:p>
-    <w:p>
-      <w:r>
-        <w:t>________________________________________________________________</w:t>
-      </w:r>
-    </w:p>
-    <w:p>
-      <w:r>
-        <w:t>________________________________________________________________</w:t>
-      </w:r>
-    </w:p>
-    <w:p>
-      <w:r>
-        <w:t>________________________________________________________________</w:t>
-      </w:r>
-    </w:p>
-    <w:p>
-      <w:r>
-        <w:t>________________________________________________________________</w:t>
-      </w:r>
-    </w:p>
-    <w:p>
-      <w:pPr>
-        <w:pStyle w:val="Heading1"/>
-      </w:pPr>
-      <w:r>
-        <w:t>11. Feedback, return check and learning record</w:t>
-      </w:r>
-    </w:p>
-    <w:p>
-      <w:r>
-        <w:t>Record the first repaired step and a different case to revisit after a delay.</w:t>
+        <w:t>11. Feedback · Repair and return</w:t>
+      </w:r>
+    </w:p>
+    <w:p>
+      <w:r>
+        <w:t>Keep this task’s inputs,rule and response together.</w:t>
+      </w:r>
+    </w:p>
+    <w:p>
+      <w:pPr>
+        <w:pStyle w:val="Heading2"/>
+      </w:pPr>
+      <w:r>
+        <w:t>Complete task and evidence</w:t>
       </w:r>
     </w:p>
     <w:tbl>
@@ -1221,12 +840,9 @@
     </w:tbl>
     <w:p>
       <w:pPr>
-        <w:spacing w:line="336" w:lineRule="auto" w:after="180"/>
-      </w:pPr>
-      <w:r>
-        <w:rPr>
-          <w:b w:val="0"/>
-        </w:rPr>
+        <w:pStyle w:val="ListBullet"/>
+      </w:pPr>
+      <w:r>
         <w:t>Revisit this idea with your teacher after a delay. Familiarity is different from explaining and using it on a changed case.</w:t>
       </w:r>
     </w:p>
@@ -1235,58 +851,322 @@
         <w:pStyle w:val="Heading1"/>
       </w:pPr>
       <w:r>
-        <w:t>12. Pictorial case practice: Logs traces and privacy</w:t>
-      </w:r>
-    </w:p>
-    <w:p>
-      <w:r>
-        <w:t>Trace without storing private text. A learner request is retrieved and checked under trace identifier R17. Explain the labelled step before checking the changed condition.</w:t>
-      </w:r>
-    </w:p>
-    <w:p>
-      <w:pPr>
-        <w:spacing w:line="336" w:lineRule="auto" w:after="180"/>
-      </w:pPr>
-      <w:r>
-        <w:rPr>
-          <w:b w:val="0"/>
-        </w:rPr>
-        <w:t xml:space="preserve">Trace without storing private text. A learner request is retrieved and checked under </w:t>
-      </w:r>
-      <w:r>
-        <w:rPr>
-          <w:b/>
-        </w:rPr>
-        <w:t>trace id</w:t>
-      </w:r>
-      <w:r>
-        <w:rPr>
-          <w:b w:val="0"/>
-        </w:rPr>
-        <w:t>entifier R17.</w:t>
-      </w:r>
-    </w:p>
-    <w:p>
-      <w:pPr>
-        <w:spacing w:line="336" w:lineRule="auto" w:after="180"/>
-      </w:pPr>
-      <w:r>
-        <w:rPr>
-          <w:b w:val="0"/>
-        </w:rPr>
-        <w:t xml:space="preserve">R17 is the request </w:t>
-      </w:r>
-      <w:r>
-        <w:rPr>
-          <w:b/>
-        </w:rPr>
-        <w:t>trace ID</w:t>
-      </w:r>
-      <w:r>
-        <w:rPr>
-          <w:b w:val="0"/>
-        </w:rPr>
-        <w:t>; C8 is the retrieved source ID. Allowed fields also include validation pass and duration 240 ms. Raw question text is excluded.</w:t>
+        <w:t>Reference bank and extra practice</w:t>
+      </w:r>
+    </w:p>
+    <w:p>
+      <w:pPr>
+        <w:pStyle w:val="Heading1"/>
+      </w:pPr>
+      <w:r>
+        <w:t>02. Reference · Supported W2 record</w:t>
+      </w:r>
+    </w:p>
+    <w:p>
+      <w:r>
+        <w:t>Keep this task’s inputs,rule and response together.</w:t>
+      </w:r>
+    </w:p>
+    <w:p>
+      <w:pPr>
+        <w:pStyle w:val="Heading2"/>
+      </w:pPr>
+      <w:r>
+        <w:t>Complete task and evidence</w:t>
+      </w:r>
+    </w:p>
+    <w:p>
+      <w:pPr>
+        <w:pStyle w:val="ListBullet"/>
+      </w:pPr>
+      <w:r>
+        <w:t>Use W2: Trace the worked case for Logs traces and privacy. Record the answer once; the lesson and workbook refer to the same attempt.</w:t>
+      </w:r>
+    </w:p>
+    <w:tbl>
+      <w:tblPr>
+        <w:tblStyle w:val="LightShading-Accent1"/>
+        <w:tblW w:type="auto" w:w="0"/>
+        <w:tblLook w:firstColumn="1" w:firstRow="1" w:lastColumn="0" w:lastRow="0" w:noHBand="0" w:noVBand="1" w:val="04A0"/>
+      </w:tblPr>
+      <w:tblGrid>
+        <w:gridCol w:w="2556"/>
+        <w:gridCol w:w="2556"/>
+        <w:gridCol w:w="2556"/>
+        <w:gridCol w:w="2556"/>
+      </w:tblGrid>
+      <w:tr>
+        <w:trPr>
+          <w:tblHeader/>
+        </w:trPr>
+        <w:tc>
+          <w:tcPr>
+            <w:tcW w:type="dxa" w:w="2556"/>
+          </w:tcPr>
+          <w:p>
+            <w:r>
+              <w:t>Given inputs</w:t>
+            </w:r>
+          </w:p>
+        </w:tc>
+        <w:tc>
+          <w:tcPr>
+            <w:tcW w:type="dxa" w:w="2556"/>
+          </w:tcPr>
+          <w:p>
+            <w:r>
+              <w:t>Procedure I chose</w:t>
+            </w:r>
+          </w:p>
+        </w:tc>
+        <w:tc>
+          <w:tcPr>
+            <w:tcW w:type="dxa" w:w="2556"/>
+          </w:tcPr>
+          <w:p>
+            <w:r>
+              <w:t>Middle steps</w:t>
+            </w:r>
+          </w:p>
+        </w:tc>
+        <w:tc>
+          <w:tcPr>
+            <w:tcW w:type="dxa" w:w="2556"/>
+          </w:tcPr>
+          <w:p>
+            <w:r>
+              <w:t>Result and check</w:t>
+            </w:r>
+          </w:p>
+        </w:tc>
+      </w:tr>
+      <w:tr>
+        <w:tc>
+          <w:tcPr>
+            <w:tcW w:type="dxa" w:w="2556"/>
+          </w:tcPr>
+          <w:p>
+            <w:r/>
+          </w:p>
+        </w:tc>
+        <w:tc>
+          <w:tcPr>
+            <w:tcW w:type="dxa" w:w="2556"/>
+          </w:tcPr>
+          <w:p>
+            <w:r/>
+          </w:p>
+        </w:tc>
+        <w:tc>
+          <w:tcPr>
+            <w:tcW w:type="dxa" w:w="2556"/>
+          </w:tcPr>
+          <w:p>
+            <w:r/>
+          </w:p>
+        </w:tc>
+        <w:tc>
+          <w:tcPr>
+            <w:tcW w:type="dxa" w:w="2556"/>
+          </w:tcPr>
+          <w:p>
+            <w:r/>
+          </w:p>
+        </w:tc>
+      </w:tr>
+    </w:tbl>
+    <w:p>
+      <w:pPr>
+        <w:pStyle w:val="Heading3"/>
+      </w:pPr>
+      <w:r>
+        <w:t>The step I completed without help, and the hint I needed</w:t>
+      </w:r>
+    </w:p>
+    <w:p>
+      <w:r>
+        <w:t>________________________________________________________________</w:t>
+      </w:r>
+    </w:p>
+    <w:p>
+      <w:r>
+        <w:t>________________________________________________________________</w:t>
+      </w:r>
+    </w:p>
+    <w:p>
+      <w:r>
+        <w:t>________________________________________________________________</w:t>
+      </w:r>
+    </w:p>
+    <w:p>
+      <w:pPr>
+        <w:pStyle w:val="Heading1"/>
+      </w:pPr>
+      <w:r>
+        <w:t>03. Extra practice · Individual reasoning check</w:t>
+      </w:r>
+    </w:p>
+    <w:p>
+      <w:r>
+        <w:t>Keep this task’s inputs,rule and response together.</w:t>
+      </w:r>
+    </w:p>
+    <w:p>
+      <w:pPr>
+        <w:pStyle w:val="Heading2"/>
+      </w:pPr>
+      <w:r>
+        <w:t>Complete task and evidence</w:t>
+      </w:r>
+    </w:p>
+    <w:p>
+      <w:pPr>
+        <w:pStyle w:val="ListBullet"/>
+      </w:pPr>
+      <w:r>
+        <w:t>Use the worked case for Logs traces and privacy. Proposed explanation: “The worked result establishes every future case”. Decide whether this explanation is supported. Point to the step or supplied fact that decides; explain your repair if needed.</w:t>
+      </w:r>
+    </w:p>
+    <w:p>
+      <w:pPr>
+        <w:pStyle w:val="Heading3"/>
+      </w:pPr>
+      <w:r>
+        <w:t>My explanation before partner discussion</w:t>
+      </w:r>
+    </w:p>
+    <w:p>
+      <w:r>
+        <w:t>________________________________________________________________</w:t>
+      </w:r>
+    </w:p>
+    <w:p>
+      <w:r>
+        <w:t>________________________________________________________________</w:t>
+      </w:r>
+    </w:p>
+    <w:p>
+      <w:r>
+        <w:t>________________________________________________________________</w:t>
+      </w:r>
+    </w:p>
+    <w:p>
+      <w:r>
+        <w:t>________________________________________________________________</w:t>
+      </w:r>
+    </w:p>
+    <w:p>
+      <w:pPr>
+        <w:pStyle w:val="Heading1"/>
+      </w:pPr>
+      <w:r>
+        <w:t>08. Reference · Earlier W4 response copy</w:t>
+      </w:r>
+    </w:p>
+    <w:p>
+      <w:r>
+        <w:t>Keep this task’s inputs,rule and response together.</w:t>
+      </w:r>
+    </w:p>
+    <w:p>
+      <w:pPr>
+        <w:pStyle w:val="Heading2"/>
+      </w:pPr>
+      <w:r>
+        <w:t>Complete task and evidence</w:t>
+      </w:r>
+    </w:p>
+    <w:p>
+      <w:pPr>
+        <w:pStyle w:val="ListBullet"/>
+      </w:pPr>
+      <w:r>
+        <w:t>Logs contain user essay, teacher guide, stage=lookup, duration=12 ms and trace T8. Select allowed fields.</w:t>
+      </w:r>
+    </w:p>
+    <w:p>
+      <w:pPr>
+        <w:pStyle w:val="Heading3"/>
+      </w:pPr>
+      <w:r>
+        <w:t>My reasoning and evidence</w:t>
+      </w:r>
+    </w:p>
+    <w:p>
+      <w:r>
+        <w:t>________________________________________________________________</w:t>
+      </w:r>
+    </w:p>
+    <w:p>
+      <w:r>
+        <w:t>________________________________________________________________</w:t>
+      </w:r>
+    </w:p>
+    <w:p>
+      <w:r>
+        <w:t>________________________________________________________________</w:t>
+      </w:r>
+    </w:p>
+    <w:p>
+      <w:r>
+        <w:t>________________________________________________________________</w:t>
+      </w:r>
+    </w:p>
+    <w:p>
+      <w:r>
+        <w:t>________________________________________________________________</w:t>
+      </w:r>
+    </w:p>
+    <w:p>
+      <w:r>
+        <w:t>________________________________________________________________</w:t>
+      </w:r>
+    </w:p>
+    <w:p>
+      <w:r>
+        <w:t>________________________________________________________________</w:t>
+      </w:r>
+    </w:p>
+    <w:p>
+      <w:r>
+        <w:t>________________________________________________________________</w:t>
+      </w:r>
+    </w:p>
+    <w:p>
+      <w:pPr>
+        <w:pStyle w:val="Heading1"/>
+      </w:pPr>
+      <w:r>
+        <w:t>12. Extra practice · Pictured case</w:t>
+      </w:r>
+    </w:p>
+    <w:p>
+      <w:r>
+        <w:t>Keep this task’s inputs,rule and response together.</w:t>
+      </w:r>
+    </w:p>
+    <w:p>
+      <w:pPr>
+        <w:pStyle w:val="Heading2"/>
+      </w:pPr>
+      <w:r>
+        <w:t>Complete task and evidence</w:t>
+      </w:r>
+    </w:p>
+    <w:p>
+      <w:pPr>
+        <w:pStyle w:val="ListBullet"/>
+      </w:pPr>
+      <w:r>
+        <w:t>Trace without storing private text. A learner request is retrieved and checked under trace identifier R17.</w:t>
+      </w:r>
+    </w:p>
+    <w:p>
+      <w:pPr>
+        <w:pStyle w:val="ListBullet"/>
+      </w:pPr>
+      <w:r>
+        <w:t>R17 is the request trace ID; C8 is the retrieved source ID. Allowed fields also include validation pass and duration 240 ms. Raw question text is excluded.</w:t>
       </w:r>
     </w:p>
     <w:p>
@@ -1327,13 +1207,9 @@
     </w:p>
     <w:p>
       <w:pPr>
-        <w:spacing w:line="336" w:lineRule="auto" w:after="180"/>
-        <w:shd w:fill="F5F1FB"/>
-      </w:pPr>
-      <w:r>
-        <w:rPr>
-          <w:b w:val="0"/>
-        </w:rPr>
+        <w:pStyle w:val="ListBullet"/>
+      </w:pPr>
+      <w:r>
         <w:t>Identify the purpose of R17, C8 and 240 ms in the trace. Which field is deliberately omitted, and why would logging the whole question violate this design?</w:t>
       </w:r>
     </w:p>
@@ -1377,57 +1253,18 @@
     </w:p>
     <w:p>
       <w:pPr>
-        <w:pStyle w:val="Heading3"/>
-      </w:pPr>
-      <w:r>
-        <w:t>Record the help used</w:t>
-      </w:r>
-    </w:p>
-    <w:p>
-      <w:pPr>
-        <w:spacing w:line="336" w:lineRule="auto" w:after="180"/>
-        <w:shd w:fill="F1F6F8"/>
-      </w:pPr>
-      <w:r>
-        <w:rPr>
-          <w:b w:val="0"/>
-        </w:rPr>
-        <w:t xml:space="preserve">Support used: alone / hint / worked example. This record is practice </w:t>
-      </w:r>
-      <w:r>
-        <w:rPr>
-          <w:b/>
-        </w:rPr>
-        <w:t>evidence</w:t>
-      </w:r>
-      <w:r>
-        <w:rPr>
-          <w:b w:val="0"/>
-        </w:rPr>
-        <w:t>.</w:t>
-      </w:r>
-    </w:p>
-    <w:p>
-      <w:pPr>
-        <w:spacing w:line="336" w:lineRule="auto" w:after="180"/>
-      </w:pPr>
-      <w:r>
-        <w:rPr>
-          <w:b w:val="0"/>
-        </w:rPr>
-        <w:t xml:space="preserve">Project connection: For the Grounded Learning Service, retain an annotated trace and the changed-case result. Name the contract or </w:t>
-      </w:r>
-      <w:r>
-        <w:rPr>
-          <w:b/>
-        </w:rPr>
-        <w:t>evidence</w:t>
-      </w:r>
-      <w:r>
-        <w:rPr>
-          <w:b w:val="0"/>
-        </w:rPr>
-        <w:t xml:space="preserve"> that makes the deciding step valid, so another team can review it.</w:t>
+        <w:pStyle w:val="ListBullet"/>
+      </w:pPr>
+      <w:r>
+        <w:t>Support used: alone / hint / worked example. This record is practice evidence.</w:t>
+      </w:r>
+    </w:p>
+    <w:p>
+      <w:pPr>
+        <w:pStyle w:val="ListBullet"/>
+      </w:pPr>
+      <w:r>
+        <w:t>Project connection: For the Grounded Learning Service, retain an annotated trace and the changed-case result. Name the contract or evidence that makes the deciding step valid, so another team can review it.</w:t>
       </w:r>
     </w:p>
     <w:p>
@@ -1435,81 +1272,44 @@
         <w:pStyle w:val="Heading1"/>
       </w:pPr>
       <w:r>
-        <w:t>13. Project portfolio milestone</w:t>
-      </w:r>
-    </w:p>
-    <w:p>
-      <w:r>
-        <w:t>Keep this week’s input, deciding step, result and limit together in the Grounded Learning Service record.</w:t>
-      </w:r>
-    </w:p>
-    <w:p>
-      <w:pPr>
-        <w:spacing w:line="336" w:lineRule="auto" w:after="180"/>
-      </w:pPr>
-      <w:r>
-        <w:rPr>
-          <w:b w:val="0"/>
-        </w:rPr>
+        <w:t>13. Reference · Project milestone</w:t>
+      </w:r>
+    </w:p>
+    <w:p>
+      <w:r>
+        <w:t>Keep this task’s inputs,rule and response together.</w:t>
+      </w:r>
+    </w:p>
+    <w:p>
+      <w:pPr>
+        <w:pStyle w:val="Heading2"/>
+      </w:pPr>
+      <w:r>
+        <w:t>Complete task and evidence</w:t>
+      </w:r>
+    </w:p>
+    <w:p>
+      <w:pPr>
+        <w:pStyle w:val="ListBullet"/>
+      </w:pPr>
+      <w:r>
         <w:t>Project: Grounded Learning Service</w:t>
       </w:r>
     </w:p>
     <w:p>
       <w:pPr>
-        <w:spacing w:line="336" w:lineRule="auto" w:after="180"/>
-      </w:pPr>
-      <w:r>
-        <w:rPr>
-          <w:b w:val="0"/>
-        </w:rPr>
-        <w:t xml:space="preserve">Current milestone: Make a transparent first version. Keep a trace of how one </w:t>
-      </w:r>
-      <w:r>
-        <w:rPr>
-          <w:b/>
-        </w:rPr>
-        <w:t>input</w:t>
-      </w:r>
-      <w:r>
-        <w:rPr>
-          <w:b w:val="0"/>
-        </w:rPr>
-        <w:t xml:space="preserve"> becomes an </w:t>
-      </w:r>
-      <w:r>
-        <w:rPr>
-          <w:b/>
-        </w:rPr>
-        <w:t>output</w:t>
-      </w:r>
-      <w:r>
-        <w:rPr>
-          <w:b w:val="0"/>
-        </w:rPr>
-        <w:t>; explain the rule or learned component.</w:t>
-      </w:r>
-    </w:p>
-    <w:p>
-      <w:pPr>
-        <w:spacing w:line="336" w:lineRule="auto" w:after="180"/>
-      </w:pPr>
-      <w:r>
-        <w:rPr>
-          <w:b w:val="0"/>
-        </w:rPr>
-        <w:t xml:space="preserve">For the Grounded Learning Service, retain an annotated trace and the changed-case result. Name the contract or </w:t>
-      </w:r>
-      <w:r>
-        <w:rPr>
-          <w:b/>
-        </w:rPr>
-        <w:t>evidence</w:t>
-      </w:r>
-      <w:r>
-        <w:rPr>
-          <w:b w:val="0"/>
-        </w:rPr>
-        <w:t xml:space="preserve"> that makes the deciding step valid, so another team can review it.</w:t>
+        <w:pStyle w:val="ListBullet"/>
+      </w:pPr>
+      <w:r>
+        <w:t>Current milestone: Make a transparent first version. Keep a trace of how one input becomes an output; explain the rule or learned component.</w:t>
+      </w:r>
+    </w:p>
+    <w:p>
+      <w:pPr>
+        <w:pStyle w:val="ListBullet"/>
+      </w:pPr>
+      <w:r>
+        <w:t>For the Grounded Learning Service, retain an annotated trace and the changed-case result. Name the contract or evidence that makes the deciding step valid, so another team can review it.</w:t>
       </w:r>
     </w:p>
     <w:tbl>
@@ -1666,12 +1466,432 @@
         <w:pStyle w:val="Heading1"/>
       </w:pPr>
       <w:r>
-        <w:t>14. Supported practice and learning evidence</w:t>
-      </w:r>
-    </w:p>
-    <w:p>
-      <w:r>
-        <w:t>Try the supported questions before comparing with hints and feedback. Record what you repaired and the evidence you retained.</w:t>
+        <w:t>14. Extra practice · Predict,check and repair</w:t>
+      </w:r>
+    </w:p>
+    <w:p>
+      <w:r>
+        <w:t>Keep supported feedback separate from the independent case.</w:t>
+      </w:r>
+    </w:p>
+    <w:p>
+      <w:pPr>
+        <w:pStyle w:val="Heading2"/>
+      </w:pPr>
+      <w:r>
+        <w:t>First supported question and optional hint</w:t>
+      </w:r>
+    </w:p>
+    <w:p>
+      <w:pPr>
+        <w:pStyle w:val="ListBullet"/>
+      </w:pPr>
+      <w:r>
+        <w:t>Trace without storing private text. A learner request is retrieved and checked under trace identifier R17.</w:t>
+      </w:r>
+    </w:p>
+    <w:p>
+      <w:pPr>
+        <w:pStyle w:val="Heading3"/>
+      </w:pPr>
+      <w:r>
+        <w:t>Practice 1: explain the deciding evidence</w:t>
+      </w:r>
+    </w:p>
+    <w:p>
+      <w:pPr>
+        <w:pStyle w:val="ListBullet"/>
+      </w:pPr>
+      <w:r>
+        <w:t>Which labelled step matches this detail? Keep allowed metadata; omit private question text and names.</w:t>
+      </w:r>
+    </w:p>
+    <w:p>
+      <w:pPr>
+        <w:pStyle w:val="ListBullet"/>
+      </w:pPr>
+      <w:r>
+        <w:t>1. Inspect duration</w:t>
+      </w:r>
+    </w:p>
+    <w:p>
+      <w:pPr>
+        <w:pStyle w:val="ListBullet"/>
+      </w:pPr>
+      <w:r>
+        <w:t>2. Connect events</w:t>
+      </w:r>
+    </w:p>
+    <w:p>
+      <w:pPr>
+        <w:pStyle w:val="ListBullet"/>
+      </w:pPr>
+      <w:r>
+        <w:t>3. Minimise fields</w:t>
+      </w:r>
+    </w:p>
+    <w:p>
+      <w:pPr>
+        <w:pStyle w:val="Heading3"/>
+      </w:pPr>
+      <w:r>
+        <w:t>My selected conclusion, deciding fact and explanation</w:t>
+      </w:r>
+    </w:p>
+    <w:p>
+      <w:r>
+        <w:t>________________________________________________________________</w:t>
+      </w:r>
+    </w:p>
+    <w:p>
+      <w:r>
+        <w:t>________________________________________________________________</w:t>
+      </w:r>
+    </w:p>
+    <w:p>
+      <w:r>
+        <w:t>________________________________________________________________</w:t>
+      </w:r>
+    </w:p>
+    <w:p>
+      <w:r>
+        <w:t>________________________________________________________________</w:t>
+      </w:r>
+    </w:p>
+    <w:p>
+      <w:r>
+        <w:t>________________________________________________________________</w:t>
+      </w:r>
+    </w:p>
+    <w:p>
+      <w:pPr>
+        <w:pStyle w:val="ListBullet"/>
+      </w:pPr>
+      <w:r>
+        <w:t>Hint if needed: Read the steps in the pictorial case. Match the supplied detail to the stage that performs or records it.</w:t>
+      </w:r>
+    </w:p>
+    <w:p>
+      <w:pPr>
+        <w:pStyle w:val="Heading2"/>
+      </w:pPr>
+      <w:r>
+        <w:t>Check after the first attempt · reference / check after trying</w:t>
+      </w:r>
+    </w:p>
+    <w:p>
+      <w:pPr>
+        <w:spacing w:line="336" w:lineRule="auto" w:after="180"/>
+      </w:pPr>
+      <w:r>
+        <w:rPr>
+          <w:b w:val="0"/>
+        </w:rPr>
+        <w:t>After your attempt, compare with the supported explanation: Minimise fields Keep allowed metadata; omit private question text and names. Logs record events; traces connect related events.</w:t>
+      </w:r>
+    </w:p>
+    <w:p>
+      <w:pPr>
+        <w:spacing w:line="336" w:lineRule="auto" w:after="180"/>
+      </w:pPr>
+      <w:r>
+        <w:rPr>
+          <w:b w:val="0"/>
+        </w:rPr>
+        <w:t>Useful debugging fields should remain within the declared privacy policy.</w:t>
+      </w:r>
+    </w:p>
+    <w:p>
+      <w:pPr>
+        <w:pStyle w:val="Heading2"/>
+      </w:pPr>
+      <w:r>
+        <w:t>Changed-case question and optional hint</w:t>
+      </w:r>
+    </w:p>
+    <w:p>
+      <w:pPr>
+        <w:pStyle w:val="Heading3"/>
+      </w:pPr>
+      <w:r>
+        <w:t>Practice 2: explain the deciding evidence</w:t>
+      </w:r>
+    </w:p>
+    <w:p>
+      <w:pPr>
+        <w:pStyle w:val="ListBullet"/>
+      </w:pPr>
+      <w:r>
+        <w:t>Changed-case practice: A developer logs the full learner question. Which conclusion is supported by the supplied facts?</w:t>
+      </w:r>
+    </w:p>
+    <w:p>
+      <w:pPr>
+        <w:pStyle w:val="ListBullet"/>
+      </w:pPr>
+      <w:r>
+        <w:t>1. We can decide the result without examining the changed input or the procedure.</w:t>
+      </w:r>
+    </w:p>
+    <w:p>
+      <w:pPr>
+        <w:pStyle w:val="ListBullet"/>
+      </w:pPr>
+      <w:r>
+        <w:t>2. That additional field violates this logging policy.</w:t>
+      </w:r>
+    </w:p>
+    <w:p>
+      <w:pPr>
+        <w:pStyle w:val="ListBullet"/>
+      </w:pPr>
+      <w:r>
+        <w:t>3. This one example guarantees correct results for every future input.</w:t>
+      </w:r>
+    </w:p>
+    <w:p>
+      <w:pPr>
+        <w:pStyle w:val="Heading3"/>
+      </w:pPr>
+      <w:r>
+        <w:t>My selected conclusion, deciding fact and explanation</w:t>
+      </w:r>
+    </w:p>
+    <w:p>
+      <w:r>
+        <w:t>________________________________________________________________</w:t>
+      </w:r>
+    </w:p>
+    <w:p>
+      <w:r>
+        <w:t>________________________________________________________________</w:t>
+      </w:r>
+    </w:p>
+    <w:p>
+      <w:r>
+        <w:t>________________________________________________________________</w:t>
+      </w:r>
+    </w:p>
+    <w:p>
+      <w:r>
+        <w:t>________________________________________________________________</w:t>
+      </w:r>
+    </w:p>
+    <w:p>
+      <w:r>
+        <w:t>________________________________________________________________</w:t>
+      </w:r>
+    </w:p>
+    <w:p>
+      <w:pPr>
+        <w:pStyle w:val="ListBullet"/>
+      </w:pPr>
+      <w:r>
+        <w:t>Hint if needed: Use the changed condition and the deciding step in the pictorial trace. The answer must say what follows from those facts.</w:t>
+      </w:r>
+    </w:p>
+    <w:p>
+      <w:pPr>
+        <w:pStyle w:val="Heading2"/>
+      </w:pPr>
+      <w:r>
+        <w:t>Check after the changed attempt · reference / check after trying</w:t>
+      </w:r>
+    </w:p>
+    <w:p>
+      <w:pPr>
+        <w:spacing w:line="336" w:lineRule="auto" w:after="180"/>
+      </w:pPr>
+      <w:r>
+        <w:rPr>
+          <w:b w:val="0"/>
+        </w:rPr>
+        <w:t>After your attempt, compare with the supported explanation: That additional field violates this logging policy. Debugging convenience does not authorise storing more personal information.</w:t>
+      </w:r>
+    </w:p>
+    <w:p>
+      <w:pPr>
+        <w:pStyle w:val="Heading2"/>
+      </w:pPr>
+      <w:r>
+        <w:t>Repair and retain the record</w:t>
+      </w:r>
+    </w:p>
+    <w:p>
+      <w:pPr>
+        <w:spacing w:line="336" w:lineRule="auto" w:after="180"/>
+      </w:pPr>
+      <w:r>
+        <w:rPr>
+          <w:b w:val="0"/>
+        </w:rPr>
+        <w:t xml:space="preserve">Review Failure budgets and service objectives (ai-6/11). Goal: Explain the </w:t>
+      </w:r>
+      <w:r>
+        <w:rPr>
+          <w:b/>
+        </w:rPr>
+        <w:t>mechanism</w:t>
+      </w:r>
+      <w:r>
+        <w:rPr>
+          <w:b w:val="0"/>
+        </w:rPr>
+        <w:t xml:space="preserve"> and terminology of failure budgets and service objectives. Short practice: Calculate the maximum allowed failures among 100 requests.</w:t>
+      </w:r>
+    </w:p>
+    <w:p>
+      <w:pPr>
+        <w:spacing w:line="336" w:lineRule="auto" w:after="180"/>
+      </w:pPr>
+      <w:r>
+        <w:rPr>
+          <w:b w:val="0"/>
+        </w:rPr>
+        <w:t>Does 97 successes and 3 failures meet the target, and what changes after one failure becomes a success?. Return to this week and explain what you changed.</w:t>
+      </w:r>
+    </w:p>
+    <w:p>
+      <w:pPr>
+        <w:spacing w:line="336" w:lineRule="auto" w:after="180"/>
+      </w:pPr>
+      <w:r>
+        <w:rPr>
+          <w:b w:val="0"/>
+        </w:rPr>
+        <w:t xml:space="preserve">Review Integration tests and fixtures (ai-6/9). Goal: Explain the </w:t>
+      </w:r>
+      <w:r>
+        <w:rPr>
+          <w:b/>
+        </w:rPr>
+        <w:t>mechanism</w:t>
+      </w:r>
+      <w:r>
+        <w:rPr>
+          <w:b w:val="0"/>
+        </w:rPr>
+        <w:t xml:space="preserve"> and terminology of integration tests and fixtures. Short practice: Follow request N through the fixture and adapter.</w:t>
+      </w:r>
+    </w:p>
+    <w:p>
+      <w:pPr>
+        <w:spacing w:line="336" w:lineRule="auto" w:after="180"/>
+      </w:pPr>
+      <w:r>
+        <w:rPr>
+          <w:b w:val="0"/>
+        </w:rPr>
+        <w:t>Which source and item should appear in the reply, and what precisely fails when the adapter returns M?. Return to this week and explain what you changed.</w:t>
+      </w:r>
+    </w:p>
+    <w:p>
+      <w:pPr>
+        <w:spacing w:line="336" w:lineRule="auto" w:after="180"/>
+      </w:pPr>
+      <w:r>
+        <w:rPr>
+          <w:b w:val="0"/>
+        </w:rPr>
+        <w:t xml:space="preserve">Review Least privilege and tool scopes (ai-6/6). Goal: Explain the </w:t>
+      </w:r>
+      <w:r>
+        <w:rPr>
+          <w:b/>
+        </w:rPr>
+        <w:t>mechanism</w:t>
+      </w:r>
+      <w:r>
+        <w:rPr>
+          <w:b w:val="0"/>
+        </w:rPr>
+        <w:t xml:space="preserve"> and terminology of least privilege and tool scopes. Short practice: Classify read S2, write S2 and read S5 as permitted or denied.</w:t>
+      </w:r>
+    </w:p>
+    <w:p>
+      <w:pPr>
+        <w:spacing w:line="336" w:lineRule="auto" w:after="180"/>
+      </w:pPr>
+      <w:r>
+        <w:rPr>
+          <w:b w:val="0"/>
+        </w:rPr>
+        <w:t>Identify the operation or station mismatch for each denial, then reconsider after read S5 is added to trusted scope.. Return to this week and explain what you changed.</w:t>
+      </w:r>
+    </w:p>
+    <w:p>
+      <w:pPr>
+        <w:spacing w:line="336" w:lineRule="auto" w:after="180"/>
+      </w:pPr>
+      <w:r>
+        <w:rPr>
+          <w:b w:val="0"/>
+        </w:rPr>
+        <w:t xml:space="preserve">Use Download completed work in the hosted lesson to export your answers, reflections, practice feedback and code-run </w:t>
+      </w:r>
+      <w:r>
+        <w:rPr>
+          <w:b/>
+        </w:rPr>
+        <w:t>evidence</w:t>
+      </w:r>
+      <w:r>
+        <w:rPr>
+          <w:b w:val="0"/>
+        </w:rPr>
+        <w:t>. Open the HTML copy to read or print it.</w:t>
+      </w:r>
+    </w:p>
+    <w:p>
+      <w:pPr>
+        <w:spacing w:line="336" w:lineRule="auto" w:after="180"/>
+      </w:pPr>
+      <w:r>
+        <w:rPr>
+          <w:b w:val="0"/>
+        </w:rPr>
+        <w:t>Drafts stay in this browser when storage is available; clear drafts on a shared device.</w:t>
+      </w:r>
+    </w:p>
+    <w:p>
+      <w:pPr>
+        <w:pStyle w:val="Heading3"/>
+      </w:pPr>
+      <w:r>
+        <w:t>What I repaired, the evidence I kept and the next test</w:t>
+      </w:r>
+    </w:p>
+    <w:p>
+      <w:r>
+        <w:t>________________________________________________________________</w:t>
+      </w:r>
+    </w:p>
+    <w:p>
+      <w:r>
+        <w:t>________________________________________________________________</w:t>
+      </w:r>
+    </w:p>
+    <w:p>
+      <w:r>
+        <w:t>________________________________________________________________</w:t>
+      </w:r>
+    </w:p>
+    <w:p>
+      <w:r>
+        <w:t>________________________________________________________________</w:t>
+      </w:r>
+    </w:p>
+    <w:p>
+      <w:r>
+        <w:t>________________________________________________________________</w:t>
+      </w:r>
+    </w:p>
+    <w:p>
+      <w:pPr>
+        <w:pStyle w:val="Heading2"/>
+      </w:pPr>
+      <w:r>
+        <w:t>Earlier wording, alternatives and picture transcripts · reference / check after trying</w:t>
       </w:r>
     </w:p>
     <w:p>
@@ -1687,80 +1907,10 @@
     </w:p>
     <w:p>
       <w:pPr>
-        <w:spacing w:line="336" w:lineRule="auto" w:after="180"/>
-      </w:pPr>
-      <w:r>
-        <w:rPr>
-          <w:b w:val="0"/>
-        </w:rPr>
-        <w:t xml:space="preserve">Trace without storing private text. A learner request is retrieved and checked under </w:t>
-      </w:r>
-      <w:r>
-        <w:rPr>
-          <w:b/>
-        </w:rPr>
-        <w:t>trace id</w:t>
-      </w:r>
-      <w:r>
-        <w:rPr>
-          <w:b w:val="0"/>
-        </w:rPr>
-        <w:t>entifier R17.</w:t>
-      </w:r>
-    </w:p>
-    <w:p>
-      <w:pPr>
         <w:pStyle w:val="Heading3"/>
       </w:pPr>
       <w:r>
-        <w:t>Practice 1: explain the deciding evidence</w:t>
-      </w:r>
-    </w:p>
-    <w:p>
-      <w:pPr>
-        <w:spacing w:line="336" w:lineRule="auto" w:after="180"/>
-      </w:pPr>
-      <w:r>
-        <w:rPr>
-          <w:b w:val="0"/>
-        </w:rPr>
-        <w:t>Which labelled step matches this detail? Keep allowed metadata; omit private question text and names.</w:t>
-      </w:r>
-    </w:p>
-    <w:p>
-      <w:pPr>
-        <w:spacing w:line="336" w:lineRule="auto" w:after="180"/>
-        <w:shd w:fill="F4F9FC"/>
-      </w:pPr>
-      <w:r>
-        <w:rPr>
-          <w:b w:val="0"/>
-        </w:rPr>
-        <w:t>1. Inspect duration</w:t>
-      </w:r>
-    </w:p>
-    <w:p>
-      <w:pPr>
-        <w:spacing w:line="336" w:lineRule="auto" w:after="180"/>
-        <w:shd w:fill="F4F9FC"/>
-      </w:pPr>
-      <w:r>
-        <w:rPr>
-          <w:b w:val="0"/>
-        </w:rPr>
-        <w:t>2. Connect events</w:t>
-      </w:r>
-    </w:p>
-    <w:p>
-      <w:pPr>
-        <w:spacing w:line="336" w:lineRule="auto" w:after="180"/>
-        <w:shd w:fill="F4F9FC"/>
-      </w:pPr>
-      <w:r>
-        <w:rPr>
-          <w:b w:val="0"/>
-        </w:rPr>
-        <w:t>3. Minimise fields</w:t>
+        <w:t>Repair a missing building block</w:t>
       </w:r>
     </w:p>
     <w:p>
@@ -1768,448 +1918,25 @@
         <w:pStyle w:val="Heading3"/>
       </w:pPr>
       <w:r>
-        <w:t>My selected conclusion, deciding fact and explanation</w:t>
-      </w:r>
-    </w:p>
-    <w:p>
-      <w:r>
-        <w:t>________________________________________________________________</w:t>
-      </w:r>
-    </w:p>
-    <w:p>
-      <w:r>
-        <w:t>________________________________________________________________</w:t>
-      </w:r>
-    </w:p>
-    <w:p>
-      <w:r>
-        <w:t>________________________________________________________________</w:t>
-      </w:r>
-    </w:p>
-    <w:p>
-      <w:r>
-        <w:t>________________________________________________________________</w:t>
-      </w:r>
-    </w:p>
-    <w:p>
-      <w:r>
-        <w:t>________________________________________________________________</w:t>
-      </w:r>
-    </w:p>
-    <w:p>
-      <w:pPr>
-        <w:pStyle w:val="Heading3"/>
-      </w:pPr>
-      <w:r>
-        <w:t>Hint · try first</w:t>
-      </w:r>
-    </w:p>
-    <w:p>
-      <w:pPr>
-        <w:spacing w:line="336" w:lineRule="auto" w:after="180"/>
-        <w:shd w:fill="F1F6F8"/>
-      </w:pPr>
-      <w:r>
-        <w:rPr>
-          <w:b w:val="0"/>
-        </w:rPr>
-        <w:t>Hint if needed: Read the steps in the pictorial case. Match the supplied detail to the stage that performs or records it.</w:t>
-      </w:r>
-    </w:p>
-    <w:p>
-      <w:pPr>
-        <w:pStyle w:val="Heading3"/>
-      </w:pPr>
-      <w:r>
-        <w:t>Feedback · compare after trying</w:t>
-      </w:r>
-    </w:p>
-    <w:p>
-      <w:pPr>
-        <w:spacing w:line="336" w:lineRule="auto" w:after="180"/>
-        <w:shd w:fill="F1F6FC"/>
-      </w:pPr>
-      <w:r>
-        <w:rPr>
-          <w:b w:val="0"/>
-        </w:rPr>
-        <w:t>After your attempt, compare with the supported explanation: Minimise fields Keep allowed metadata; omit private question text and names. Logs record events; traces connect related events.</w:t>
-      </w:r>
-    </w:p>
-    <w:p>
-      <w:pPr>
-        <w:spacing w:line="336" w:lineRule="auto" w:after="180"/>
-        <w:shd w:fill="F1F6FC"/>
-      </w:pPr>
-      <w:r>
-        <w:rPr>
-          <w:b w:val="0"/>
-        </w:rPr>
-        <w:t>Useful debugging fields should remain within the declared privacy policy.</w:t>
-      </w:r>
-    </w:p>
-    <w:p>
-      <w:pPr>
-        <w:pStyle w:val="Heading3"/>
-      </w:pPr>
-      <w:r>
-        <w:t>Practice 2: explain the deciding evidence</w:t>
-      </w:r>
-    </w:p>
-    <w:p>
-      <w:pPr>
-        <w:pStyle w:val="Heading3"/>
-      </w:pPr>
-      <w:r>
-        <w:t>Changed case · predict first</w:t>
-      </w:r>
-    </w:p>
-    <w:p>
-      <w:pPr>
-        <w:spacing w:line="336" w:lineRule="auto" w:after="180"/>
-        <w:shd w:fill="F5F1FB"/>
-      </w:pPr>
-      <w:r>
-        <w:rPr>
-          <w:b w:val="0"/>
-        </w:rPr>
-        <w:t>Changed-case practice: A developer logs the full learner question. Which conclusion is supported by the supplied facts?</w:t>
-      </w:r>
-    </w:p>
-    <w:p>
-      <w:pPr>
-        <w:spacing w:line="336" w:lineRule="auto" w:after="180"/>
-        <w:shd w:fill="F4F9FC"/>
-      </w:pPr>
-      <w:r>
-        <w:rPr>
-          <w:b w:val="0"/>
-        </w:rPr>
-        <w:t xml:space="preserve">1. We can decide the result without examining the changed </w:t>
-      </w:r>
-      <w:r>
-        <w:rPr>
-          <w:b/>
-        </w:rPr>
-        <w:t>input</w:t>
-      </w:r>
-      <w:r>
-        <w:rPr>
-          <w:b w:val="0"/>
-        </w:rPr>
-        <w:t xml:space="preserve"> or the procedure.</w:t>
-      </w:r>
-    </w:p>
-    <w:p>
-      <w:pPr>
-        <w:spacing w:line="336" w:lineRule="auto" w:after="180"/>
-        <w:shd w:fill="F4F9FC"/>
-      </w:pPr>
-      <w:r>
-        <w:rPr>
-          <w:b w:val="0"/>
-        </w:rPr>
-        <w:t>2. That additional field violates this logging policy.</w:t>
-      </w:r>
-    </w:p>
-    <w:p>
-      <w:pPr>
-        <w:spacing w:line="336" w:lineRule="auto" w:after="180"/>
-        <w:shd w:fill="F4F9FC"/>
-      </w:pPr>
-      <w:r>
-        <w:rPr>
-          <w:b w:val="0"/>
-        </w:rPr>
-        <w:t xml:space="preserve">3. This one example guarantees correct results for every future </w:t>
-      </w:r>
-      <w:r>
-        <w:rPr>
-          <w:b/>
-        </w:rPr>
-        <w:t>input</w:t>
-      </w:r>
-      <w:r>
-        <w:rPr>
-          <w:b w:val="0"/>
-        </w:rPr>
-        <w:t>.</w:t>
-      </w:r>
-    </w:p>
-    <w:p>
-      <w:pPr>
-        <w:pStyle w:val="Heading3"/>
-      </w:pPr>
-      <w:r>
-        <w:t>My selected conclusion, deciding fact and explanation</w:t>
-      </w:r>
-    </w:p>
-    <w:p>
-      <w:r>
-        <w:t>________________________________________________________________</w:t>
-      </w:r>
-    </w:p>
-    <w:p>
-      <w:r>
-        <w:t>________________________________________________________________</w:t>
-      </w:r>
-    </w:p>
-    <w:p>
-      <w:r>
-        <w:t>________________________________________________________________</w:t>
-      </w:r>
-    </w:p>
-    <w:p>
-      <w:r>
-        <w:t>________________________________________________________________</w:t>
-      </w:r>
-    </w:p>
-    <w:p>
-      <w:r>
-        <w:t>________________________________________________________________</w:t>
-      </w:r>
-    </w:p>
-    <w:p>
-      <w:pPr>
-        <w:pStyle w:val="Heading3"/>
-      </w:pPr>
-      <w:r>
-        <w:t>Hint · try first</w:t>
-      </w:r>
-    </w:p>
-    <w:p>
-      <w:pPr>
-        <w:spacing w:line="336" w:lineRule="auto" w:after="180"/>
-        <w:shd w:fill="F1F6F8"/>
-      </w:pPr>
-      <w:r>
-        <w:rPr>
-          <w:b w:val="0"/>
-        </w:rPr>
-        <w:t>Hint if needed: Use the changed condition and the deciding step in the pictorial trace. The answer must say what follows from those facts.</w:t>
-      </w:r>
-    </w:p>
-    <w:p>
-      <w:pPr>
-        <w:pStyle w:val="Heading3"/>
-      </w:pPr>
-      <w:r>
-        <w:t>Feedback · compare after trying</w:t>
-      </w:r>
-    </w:p>
-    <w:p>
-      <w:pPr>
-        <w:spacing w:line="336" w:lineRule="auto" w:after="180"/>
-        <w:shd w:fill="F1F6FC"/>
-      </w:pPr>
-      <w:r>
-        <w:rPr>
-          <w:b w:val="0"/>
-        </w:rPr>
-        <w:t>After your attempt, compare with the supported explanation: That additional field violates this logging policy. Debugging convenience does not authorise storing more personal information.</w:t>
-      </w:r>
-    </w:p>
-    <w:p>
-      <w:pPr>
-        <w:pStyle w:val="Heading3"/>
-      </w:pPr>
-      <w:r>
-        <w:t>Repair a missing building block</w:t>
-      </w:r>
-    </w:p>
-    <w:p>
-      <w:pPr>
-        <w:spacing w:line="336" w:lineRule="auto" w:after="180"/>
-      </w:pPr>
-      <w:r>
-        <w:rPr>
-          <w:b w:val="0"/>
-        </w:rPr>
-        <w:t xml:space="preserve">Review Failure budgets and service objectives (ai-6/11). Goal: Explain the </w:t>
-      </w:r>
-      <w:r>
-        <w:rPr>
-          <w:b/>
-        </w:rPr>
-        <w:t>mechanism</w:t>
-      </w:r>
-      <w:r>
-        <w:rPr>
-          <w:b w:val="0"/>
-        </w:rPr>
-        <w:t xml:space="preserve"> and terminology of failure budgets and service objectives. Short practice: Calculate the maximum allowed failures among 100 requests.</w:t>
-      </w:r>
-    </w:p>
-    <w:p>
-      <w:pPr>
-        <w:spacing w:line="336" w:lineRule="auto" w:after="180"/>
-      </w:pPr>
-      <w:r>
-        <w:rPr>
-          <w:b w:val="0"/>
-        </w:rPr>
-        <w:t>Does 97 successes and 3 failures meet the target, and what changes after one failure becomes a success?. Return to this week and explain what you changed.</w:t>
-      </w:r>
-    </w:p>
-    <w:p>
-      <w:pPr>
-        <w:spacing w:line="336" w:lineRule="auto" w:after="180"/>
-      </w:pPr>
-      <w:r>
-        <w:rPr>
-          <w:b w:val="0"/>
-        </w:rPr>
-        <w:t xml:space="preserve">Review Integration tests and fixtures (ai-6/9). Goal: Explain the </w:t>
-      </w:r>
-      <w:r>
-        <w:rPr>
-          <w:b/>
-        </w:rPr>
-        <w:t>mechanism</w:t>
-      </w:r>
-      <w:r>
-        <w:rPr>
-          <w:b w:val="0"/>
-        </w:rPr>
-        <w:t xml:space="preserve"> and terminology of integration tests and fixtures. Short practice: Follow request N through the fixture and adapter.</w:t>
-      </w:r>
-    </w:p>
-    <w:p>
-      <w:pPr>
-        <w:spacing w:line="336" w:lineRule="auto" w:after="180"/>
-      </w:pPr>
-      <w:r>
-        <w:rPr>
-          <w:b w:val="0"/>
-        </w:rPr>
-        <w:t>Which source and item should appear in the reply, and what precisely fails when the adapter returns M?. Return to this week and explain what you changed.</w:t>
-      </w:r>
-    </w:p>
-    <w:p>
-      <w:pPr>
-        <w:spacing w:line="336" w:lineRule="auto" w:after="180"/>
-      </w:pPr>
-      <w:r>
-        <w:rPr>
-          <w:b w:val="0"/>
-        </w:rPr>
-        <w:t xml:space="preserve">Review Least privilege and tool scopes (ai-6/6). Goal: Explain the </w:t>
-      </w:r>
-      <w:r>
-        <w:rPr>
-          <w:b/>
-        </w:rPr>
-        <w:t>mechanism</w:t>
-      </w:r>
-      <w:r>
-        <w:rPr>
-          <w:b w:val="0"/>
-        </w:rPr>
-        <w:t xml:space="preserve"> and terminology of least privilege and tool scopes. Short practice: Classify read S2, write S2 and read S5 as permitted or denied.</w:t>
-      </w:r>
-    </w:p>
-    <w:p>
-      <w:pPr>
-        <w:spacing w:line="336" w:lineRule="auto" w:after="180"/>
-      </w:pPr>
-      <w:r>
-        <w:rPr>
-          <w:b w:val="0"/>
-        </w:rPr>
-        <w:t>Identify the operation or station mismatch for each denial, then reconsider after read S5 is added to trusted scope.. Return to this week and explain what you changed.</w:t>
-      </w:r>
-    </w:p>
-    <w:p>
-      <w:pPr>
-        <w:pStyle w:val="Heading3"/>
-      </w:pPr>
-      <w:r>
         <w:t>Keep your completed work</w:t>
       </w:r>
     </w:p>
     <w:p>
       <w:pPr>
-        <w:spacing w:line="336" w:lineRule="auto" w:after="180"/>
-      </w:pPr>
-      <w:r>
-        <w:rPr>
-          <w:b w:val="0"/>
-        </w:rPr>
-        <w:t xml:space="preserve">Use Download completed work in the hosted lesson to export your answers, reflections, practice feedback and code-run </w:t>
-      </w:r>
-      <w:r>
-        <w:rPr>
-          <w:b/>
-        </w:rPr>
-        <w:t>evidence</w:t>
-      </w:r>
-      <w:r>
-        <w:rPr>
-          <w:b w:val="0"/>
-        </w:rPr>
-        <w:t>. Open the HTML copy to read or print it.</w:t>
-      </w:r>
-    </w:p>
-    <w:p>
-      <w:pPr>
-        <w:spacing w:line="336" w:lineRule="auto" w:after="180"/>
-      </w:pPr>
-      <w:r>
-        <w:rPr>
-          <w:b w:val="0"/>
-        </w:rPr>
-        <w:t>Drafts stay in this browser when storage is available; clear drafts on a shared device.</w:t>
-      </w:r>
-    </w:p>
-    <w:p>
-      <w:pPr>
-        <w:pStyle w:val="Heading3"/>
-      </w:pPr>
-      <w:r>
-        <w:t>What I repaired, the evidence I kept and the next test</w:t>
-      </w:r>
-    </w:p>
-    <w:p>
-      <w:r>
-        <w:t>________________________________________________________________</w:t>
-      </w:r>
-    </w:p>
-    <w:p>
-      <w:r>
-        <w:t>________________________________________________________________</w:t>
-      </w:r>
-    </w:p>
-    <w:p>
-      <w:r>
-        <w:t>________________________________________________________________</w:t>
-      </w:r>
-    </w:p>
-    <w:p>
-      <w:r>
-        <w:t>________________________________________________________________</w:t>
-      </w:r>
-    </w:p>
-    <w:p>
-      <w:r>
-        <w:t>________________________________________________________________</w:t>
-      </w:r>
-    </w:p>
-    <w:p>
-      <w:pPr>
         <w:pStyle w:val="Heading1"/>
       </w:pPr>
       <w:r>
-        <w:t>15. Visual concept journey</w:t>
-      </w:r>
-    </w:p>
-    <w:p>
-      <w:r>
-        <w:t>Explain each Logs traces and privacy picture from its labels, then record a relevant limit.</w:t>
-      </w:r>
-    </w:p>
-    <w:p>
-      <w:pPr>
-        <w:pStyle w:val="Heading3"/>
+        <w:t>15. Reference · Six-picture response sheets</w:t>
+      </w:r>
+    </w:p>
+    <w:p>
+      <w:r>
+        <w:t>Choose the picture that helps explain the current step.</w:t>
+      </w:r>
+    </w:p>
+    <w:p>
+      <w:pPr>
+        <w:pStyle w:val="Heading2"/>
       </w:pPr>
       <w:r>
         <w:t>01. Logs traces and privacy: the case</w:t>
@@ -2300,7 +2027,6 @@
     <w:p>
       <w:pPr>
         <w:spacing w:line="336" w:lineRule="auto" w:after="180"/>
-        <w:shd w:fill="F5F1FB"/>
       </w:pPr>
       <w:r>
         <w:rPr>
@@ -2339,7 +2065,7 @@
     </w:p>
     <w:p>
       <w:pPr>
-        <w:pStyle w:val="Heading3"/>
+        <w:pStyle w:val="Heading2"/>
       </w:pPr>
       <w:r>
         <w:t>02. Follow the deciding steps</w:t>
@@ -2395,7 +2121,6 @@
     <w:p>
       <w:pPr>
         <w:spacing w:line="336" w:lineRule="auto" w:after="180"/>
-        <w:shd w:fill="F5F1FB"/>
       </w:pPr>
       <w:r>
         <w:rPr>
@@ -2446,7 +2171,7 @@
     </w:p>
     <w:p>
       <w:pPr>
-        <w:pStyle w:val="Heading3"/>
+        <w:pStyle w:val="Heading2"/>
       </w:pPr>
       <w:r>
         <w:t>03. Logs traces and privacy — evidence trace</w:t>
@@ -2572,7 +2297,6 @@
     <w:p>
       <w:pPr>
         <w:spacing w:line="336" w:lineRule="auto" w:after="180"/>
-        <w:shd w:fill="F5F1FB"/>
       </w:pPr>
       <w:r>
         <w:rPr>
@@ -2611,7 +2335,7 @@
     </w:p>
     <w:p>
       <w:pPr>
-        <w:pStyle w:val="Heading3"/>
+        <w:pStyle w:val="Heading2"/>
       </w:pPr>
       <w:r>
         <w:t>04. Change one thing. Trace what follows.</w:t>
@@ -2678,7 +2402,6 @@
     <w:p>
       <w:pPr>
         <w:spacing w:line="336" w:lineRule="auto" w:after="180"/>
-        <w:shd w:fill="F5F1FB"/>
       </w:pPr>
       <w:r>
         <w:rPr>
@@ -2717,7 +2440,7 @@
     </w:p>
     <w:p>
       <w:pPr>
-        <w:pStyle w:val="Heading3"/>
+        <w:pStyle w:val="Heading2"/>
       </w:pPr>
       <w:r>
         <w:t>05. Connect the explanation to its limit</w:t>
@@ -2785,7 +2508,6 @@
     <w:p>
       <w:pPr>
         <w:spacing w:line="336" w:lineRule="auto" w:after="180"/>
-        <w:shd w:fill="F5F1FB"/>
       </w:pPr>
       <w:r>
         <w:rPr>
@@ -2824,7 +2546,7 @@
     </w:p>
     <w:p>
       <w:pPr>
-        <w:pStyle w:val="Heading3"/>
+        <w:pStyle w:val="Heading2"/>
       </w:pPr>
       <w:r>
         <w:t>06. Make the idea visible in your project</w:t>
@@ -2915,7 +2637,6 @@
     <w:p>
       <w:pPr>
         <w:spacing w:line="336" w:lineRule="auto" w:after="180"/>
-        <w:shd w:fill="F5F1FB"/>
       </w:pPr>
       <w:r>
         <w:rPr>
@@ -2962,6 +2683,62 @@
     <w:p>
       <w:r>
         <w:t>________________________________________________________________</w:t>
+      </w:r>
+    </w:p>
+    <w:p>
+      <w:pPr>
+        <w:pStyle w:val="Heading2"/>
+      </w:pPr>
+      <w:r>
+        <w:t>Earlier wording, alternatives and picture transcripts · reference / check after trying</w:t>
+      </w:r>
+    </w:p>
+    <w:p>
+      <w:pPr>
+        <w:pStyle w:val="Heading3"/>
+      </w:pPr>
+      <w:r>
+        <w:t>01. Logs traces and privacy: the case</w:t>
+      </w:r>
+    </w:p>
+    <w:p>
+      <w:pPr>
+        <w:pStyle w:val="Heading3"/>
+      </w:pPr>
+      <w:r>
+        <w:t>02. Follow the deciding steps</w:t>
+      </w:r>
+    </w:p>
+    <w:p>
+      <w:pPr>
+        <w:pStyle w:val="Heading3"/>
+      </w:pPr>
+      <w:r>
+        <w:t>03. Logs traces and privacy — evidence trace</w:t>
+      </w:r>
+    </w:p>
+    <w:p>
+      <w:pPr>
+        <w:pStyle w:val="Heading3"/>
+      </w:pPr>
+      <w:r>
+        <w:t>04. Change one thing. Trace what follows.</w:t>
+      </w:r>
+    </w:p>
+    <w:p>
+      <w:pPr>
+        <w:pStyle w:val="Heading3"/>
+      </w:pPr>
+      <w:r>
+        <w:t>05. Connect the explanation to its limit</w:t>
+      </w:r>
+    </w:p>
+    <w:p>
+      <w:pPr>
+        <w:pStyle w:val="Heading3"/>
+      </w:pPr>
+      <w:r>
+        <w:t>06. Make the idea visible in your project</w:t>
       </w:r>
     </w:p>
     <w:sectPr>
